--- a/svoyo-delo/대본/4부/01화_Kristina.docx
+++ b/svoyo-delo/대본/4부/01화_Kristina.docx
@@ -242,7 +242,7 @@
         <w:t xml:space="preserve"> </w:t>
       </w:r>
       <w:r>
-        <w:t xml:space="preserve">- 규칙: 지문 없음. 전 화 100% 「화자명: 대사」. 1턴 15단어 이내 + 긴 턴 10~15회(25~35단어). 문법 초점(B2): 무인칭 3인칭 복수(так все возят), 간접 의문(не знает, чего не знает), 조건(Если кожа побелеет — звоните).</w:t>
+        <w:t xml:space="preserve">- 규칙: 지문 없음. 전 화 100% 「화자명: 대사」. 1턴 20단어 이내 + 긴 턴 10~15회(30~50단어). 문법 초점(B2): 무인칭 3인칭 복수(так все возят), 간접 의문(не знает, чего не знает), 조건(Если кожа побелеет — звоните).</w:t>
       </w:r>
       <w:r>
         <w:t xml:space="preserve"> </w:t>
@@ -745,119 +745,119 @@
         <w:pStyle w:val="FirstParagraph"/>
       </w:pPr>
       <w:r>
-        <w:t xml:space="preserve">IRINA: Итоги письма. Разослано шестистам врачам тридцатого декабря.</w:t>
-      </w:r>
-    </w:p>
-    <w:p>
-      <w:pPr>
-        <w:pStyle w:val="BodyText"/>
-      </w:pPr>
-      <w:r>
-        <w:t xml:space="preserve">DIMA: За праздники на линию позвонили пятьдесят восемь. Проверяли номера.</w:t>
-      </w:r>
-    </w:p>
-    <w:p>
-      <w:pPr>
-        <w:pStyle w:val="BodyText"/>
-      </w:pPr>
-      <w:r>
-        <w:t xml:space="preserve">OLGA: Пятьдесят восемь врачей в праздники. Больше, чем я ожидала.</w:t>
-      </w:r>
-    </w:p>
-    <w:p>
-      <w:pPr>
-        <w:pStyle w:val="BodyText"/>
-      </w:pPr>
-      <w:r>
-        <w:t xml:space="preserve">IRINA: Четверо нашли у себя коробки без русской наклейки. Купили у «знакомого поставщика».</w:t>
-      </w:r>
-    </w:p>
-    <w:p>
-      <w:pPr>
-        <w:pStyle w:val="BodyText"/>
-      </w:pPr>
-      <w:r>
-        <w:t xml:space="preserve">OLGA: «Знакомый поставщик». У каждого он есть. И никто не знает его фамилии.</w:t>
-      </w:r>
-    </w:p>
-    <w:p>
-      <w:pPr>
-        <w:pStyle w:val="BodyText"/>
-      </w:pPr>
-      <w:r>
-        <w:t xml:space="preserve">DIMA: И ещё два звонка. Не врачи. Клиентки. С отёками. Обе кололись у мастера.</w:t>
-      </w:r>
-    </w:p>
-    <w:p>
-      <w:pPr>
-        <w:pStyle w:val="BodyText"/>
-      </w:pPr>
-      <w:r>
-        <w:t xml:space="preserve">IRINA: У одного мастера?</w:t>
-      </w:r>
-    </w:p>
-    <w:p>
-      <w:pPr>
-        <w:pStyle w:val="BodyText"/>
-      </w:pPr>
-      <w:r>
-        <w:t xml:space="preserve">DIMA: У одного. Обе назвали одно имя. Кристина.</w:t>
-      </w:r>
-    </w:p>
-    <w:p>
-      <w:pPr>
-        <w:pStyle w:val="BodyText"/>
-      </w:pPr>
-      <w:r>
-        <w:t xml:space="preserve">OLGA: Медсёстры им помогли?</w:t>
-      </w:r>
-    </w:p>
-    <w:p>
-      <w:pPr>
-        <w:pStyle w:val="BodyText"/>
-      </w:pPr>
-      <w:r>
-        <w:t xml:space="preserve">DIMA: Помогли. Отправили к Корниловой. Сейчас обе в порядке.</w:t>
-      </w:r>
-    </w:p>
-    <w:p>
-      <w:pPr>
-        <w:pStyle w:val="BodyText"/>
-      </w:pPr>
-      <w:r>
-        <w:t xml:space="preserve">ALEKSEY: Доброе утро. Я слышал про звонки. Кристина знает, что ей звонят?</w:t>
-      </w:r>
-    </w:p>
-    <w:p>
-      <w:pPr>
-        <w:pStyle w:val="BodyText"/>
-      </w:pPr>
-      <w:r>
-        <w:t xml:space="preserve">DIMA: Не знаю. Подождите. Мне звонят. Незнакомый номер.</w:t>
-      </w:r>
-    </w:p>
-    <w:p>
-      <w:pPr>
-        <w:pStyle w:val="BodyText"/>
-      </w:pPr>
-      <w:r>
-        <w:t xml:space="preserve">IRINA: Включите громкую связь. И скажите, что включили.</w:t>
-      </w:r>
-    </w:p>
-    <w:p>
-      <w:pPr>
-        <w:pStyle w:val="BodyText"/>
-      </w:pPr>
-      <w:r>
-        <w:t xml:space="preserve">DIMA: Слушаю. Дмитрий Ковалёв, «Мост Медикал». Предупреждаю: вы на громкой связи.</w:t>
-      </w:r>
-    </w:p>
-    <w:p>
-      <w:pPr>
-        <w:pStyle w:val="BodyText"/>
-      </w:pPr>
-      <w:r>
-        <w:t xml:space="preserve">KRISTINA: Отлично. Пусть все слышат. Это Кристина. Вы мне ломаете бизнес.</w:t>
+        <w:t xml:space="preserve">IRINA: Давайте подведём итоги письма. Мы разослали его шестистам врачам тридцатого декабря, прямо перед праздниками.</w:t>
+      </w:r>
+    </w:p>
+    <w:p>
+      <w:pPr>
+        <w:pStyle w:val="BodyText"/>
+      </w:pPr>
+      <w:r>
+        <w:t xml:space="preserve">DIMA: За праздники на линию позвонили пятьдесят восемь человек, и почти все проверяли номера на коробках.</w:t>
+      </w:r>
+    </w:p>
+    <w:p>
+      <w:pPr>
+        <w:pStyle w:val="BodyText"/>
+      </w:pPr>
+      <w:r>
+        <w:t xml:space="preserve">OLGA: Пятьдесят восемь врачей позвонили в праздники? Это больше, чем я ожидала, честно говоря.</w:t>
+      </w:r>
+    </w:p>
+    <w:p>
+      <w:pPr>
+        <w:pStyle w:val="BodyText"/>
+      </w:pPr>
+      <w:r>
+        <w:t xml:space="preserve">IRINA: Четверо нашли у себя коробки без русской наклейки. Все купили их у «знакомого поставщика».</w:t>
+      </w:r>
+    </w:p>
+    <w:p>
+      <w:pPr>
+        <w:pStyle w:val="BodyText"/>
+      </w:pPr>
+      <w:r>
+        <w:t xml:space="preserve">OLGA: «Знакомый поставщик» есть у каждого врача, но почему-то никто не знает его фамилии.</w:t>
+      </w:r>
+    </w:p>
+    <w:p>
+      <w:pPr>
+        <w:pStyle w:val="BodyText"/>
+      </w:pPr>
+      <w:r>
+        <w:t xml:space="preserve">DIMA: И было ещё два звонка, причём не от врачей, а от клиенток с отёками. Обе кололись у мастера.</w:t>
+      </w:r>
+    </w:p>
+    <w:p>
+      <w:pPr>
+        <w:pStyle w:val="BodyText"/>
+      </w:pPr>
+      <w:r>
+        <w:t xml:space="preserve">IRINA: Подождите, у одного и того же мастера?</w:t>
+      </w:r>
+    </w:p>
+    <w:p>
+      <w:pPr>
+        <w:pStyle w:val="BodyText"/>
+      </w:pPr>
+      <w:r>
+        <w:t xml:space="preserve">DIMA: Да, у одного. Обе назвали одно и то же имя — Кристина.</w:t>
+      </w:r>
+    </w:p>
+    <w:p>
+      <w:pPr>
+        <w:pStyle w:val="BodyText"/>
+      </w:pPr>
+      <w:r>
+        <w:t xml:space="preserve">OLGA: А медсёстры на линии смогли им помочь?</w:t>
+      </w:r>
+    </w:p>
+    <w:p>
+      <w:pPr>
+        <w:pStyle w:val="BodyText"/>
+      </w:pPr>
+      <w:r>
+        <w:t xml:space="preserve">DIMA: Помогли: они отправили обеих к Корниловой, и сейчас обе женщины в порядке.</w:t>
+      </w:r>
+    </w:p>
+    <w:p>
+      <w:pPr>
+        <w:pStyle w:val="BodyText"/>
+      </w:pPr>
+      <w:r>
+        <w:t xml:space="preserve">ALEKSEY: Доброе утро. Я уже слышал про звонки. А Кристина знает, что её клиентки звонят нам?</w:t>
+      </w:r>
+    </w:p>
+    <w:p>
+      <w:pPr>
+        <w:pStyle w:val="BodyText"/>
+      </w:pPr>
+      <w:r>
+        <w:t xml:space="preserve">DIMA: Не знаю. Подождите минуту, мне как раз звонят, и номер незнакомый.</w:t>
+      </w:r>
+    </w:p>
+    <w:p>
+      <w:pPr>
+        <w:pStyle w:val="BodyText"/>
+      </w:pPr>
+      <w:r>
+        <w:t xml:space="preserve">IRINA: Включите громкую связь, пожалуйста. И обязательно скажите, что вы её включили.</w:t>
+      </w:r>
+    </w:p>
+    <w:p>
+      <w:pPr>
+        <w:pStyle w:val="BodyText"/>
+      </w:pPr>
+      <w:r>
+        <w:t xml:space="preserve">DIMA: Слушаю. Дмитрий Ковалёв, «Мост Медикал». Сразу предупреждаю: вы на громкой связи.</w:t>
+      </w:r>
+    </w:p>
+    <w:p>
+      <w:pPr>
+        <w:pStyle w:val="BodyText"/>
+      </w:pPr>
+      <w:r>
+        <w:t xml:space="preserve">KRISTINA: Отлично, пусть все слышат. Это Кристина. Вы мне ломаете бизнес, и я хочу знать, зачем.</w:t>
       </w:r>
     </w:p>
     <w:bookmarkEnd w:id="21"/>
@@ -875,279 +875,279 @@
         <w:pStyle w:val="FirstParagraph"/>
       </w:pPr>
       <w:r>
-        <w:t xml:space="preserve">DIMA: Здравствуйте, Кристина. Чем мы ломаем вам бизнес?</w:t>
-      </w:r>
-    </w:p>
-    <w:p>
-      <w:pPr>
-        <w:pStyle w:val="BodyText"/>
-      </w:pPr>
-      <w:r>
-        <w:t xml:space="preserve">KRISTINA: Вашим письмом. Мои клиентки теперь спрашивают про русскую наклейку. Про какой-то номер. Две ушли. Одна сказала: «Вы колете не то». Это вы им сказали? Вы назвали моё имя?</w:t>
-      </w:r>
-    </w:p>
-    <w:p>
-      <w:pPr>
-        <w:pStyle w:val="BodyText"/>
-      </w:pPr>
-      <w:r>
-        <w:t xml:space="preserve">ALEKSEY: Кристина, это Алексей Воронцов, директор. Ваше имя мы не называли. Нигде.</w:t>
-      </w:r>
-    </w:p>
-    <w:p>
-      <w:pPr>
-        <w:pStyle w:val="BodyText"/>
-      </w:pPr>
-      <w:r>
-        <w:t xml:space="preserve">KRISTINA: Не называли, но все поняли. Вы же умные. Написали так, чтобы поняли.</w:t>
-      </w:r>
-    </w:p>
-    <w:p>
-      <w:pPr>
-        <w:pStyle w:val="BodyText"/>
-      </w:pPr>
-      <w:r>
-        <w:t xml:space="preserve">ALEKSEY: Мы написали, как проверить наш товар. Больше ничего.</w:t>
-      </w:r>
-    </w:p>
-    <w:p>
-      <w:pPr>
-        <w:pStyle w:val="BodyText"/>
-      </w:pPr>
-      <w:r>
-        <w:t xml:space="preserve">KRISTINA: Ваш товар? Это корейский товар. Такой же, как мой. Только в два раза дороже.</w:t>
-      </w:r>
-    </w:p>
-    <w:p>
-      <w:pPr>
-        <w:pStyle w:val="BodyText"/>
-      </w:pPr>
-      <w:r>
-        <w:t xml:space="preserve">OLGA: Не такой же. Без наклейки, без удостоверения — не такой.</w:t>
-      </w:r>
-    </w:p>
-    <w:p>
-      <w:pPr>
-        <w:pStyle w:val="BodyText"/>
-      </w:pPr>
-      <w:r>
-        <w:t xml:space="preserve">KRISTINA: А это кто? Наклейка — это бумажка. Гель внутри один и тот же.</w:t>
-      </w:r>
-    </w:p>
-    <w:p>
-      <w:pPr>
-        <w:pStyle w:val="BodyText"/>
-      </w:pPr>
-      <w:r>
-        <w:t xml:space="preserve">OLGA: Ольга Миронова. Двадцать лет регистрирую медицинские изделия. Бумажка — это ответ на вопрос, откуда гель.</w:t>
-      </w:r>
-    </w:p>
-    <w:p>
-      <w:pPr>
-        <w:pStyle w:val="BodyText"/>
-      </w:pPr>
-      <w:r>
-        <w:t xml:space="preserve">KRISTINA: Мне не нужно знать, откуда. Мне нужно, чтобы клиентки были довольны.</w:t>
-      </w:r>
-    </w:p>
-    <w:p>
-      <w:pPr>
-        <w:pStyle w:val="BodyText"/>
-      </w:pPr>
-      <w:r>
-        <w:t xml:space="preserve">ALEKSEY: Кристина, давайте встретимся. Лично. Без юристов, без угроз. Просто поговорим.</w:t>
-      </w:r>
-    </w:p>
-    <w:p>
-      <w:pPr>
-        <w:pStyle w:val="BodyText"/>
-      </w:pPr>
-      <w:r>
-        <w:t xml:space="preserve">KRISTINA: Зачем? Чтобы вы мне объяснили, что я дура?</w:t>
-      </w:r>
-    </w:p>
-    <w:p>
-      <w:pPr>
-        <w:pStyle w:val="BodyText"/>
-      </w:pPr>
-      <w:r>
-        <w:t xml:space="preserve">ALEKSEY: Чтобы я понял, как работаете вы. А вы — как работаем мы.</w:t>
-      </w:r>
-    </w:p>
-    <w:p>
-      <w:pPr>
-        <w:pStyle w:val="BodyText"/>
-      </w:pPr>
-      <w:r>
-        <w:t xml:space="preserve">KRISTINA: Хорошо. Завтра в двенадцать. Мытищи, моя студия. Адрес пришлю. Максимум вдвоём.</w:t>
-      </w:r>
-    </w:p>
-    <w:p>
-      <w:pPr>
-        <w:pStyle w:val="BodyText"/>
-      </w:pPr>
-      <w:r>
-        <w:t xml:space="preserve">ALEKSEY: Придём вдвоём. Я и Дмитрий. До завтра.</w:t>
-      </w:r>
-    </w:p>
-    <w:p>
-      <w:pPr>
-        <w:pStyle w:val="BodyText"/>
-      </w:pPr>
-      <w:r>
-        <w:t xml:space="preserve">IRINA: Вдвоём к человеку, который продаёт серый товар. Алексей, это разумно?</w:t>
-      </w:r>
-    </w:p>
-    <w:p>
-      <w:pPr>
-        <w:pStyle w:val="BodyText"/>
-      </w:pPr>
-      <w:r>
-        <w:t xml:space="preserve">ALEKSEY: Она живой человек, а не канал. Хочу видеть её глаза.</w:t>
-      </w:r>
-    </w:p>
-    <w:p>
-      <w:pPr>
-        <w:pStyle w:val="BodyText"/>
-      </w:pPr>
-      <w:r>
-        <w:t xml:space="preserve">OLGA: Тогда правила. Первое: никаких записей без её согласия. Второе: слово «подделка» не произносить.</w:t>
-      </w:r>
-    </w:p>
-    <w:p>
-      <w:pPr>
-        <w:pStyle w:val="BodyText"/>
-      </w:pPr>
-      <w:r>
-        <w:t xml:space="preserve">ALEKSEY: Согласен. Третье?</w:t>
-      </w:r>
-    </w:p>
-    <w:p>
-      <w:pPr>
-        <w:pStyle w:val="BodyText"/>
-      </w:pPr>
-      <w:r>
-        <w:t xml:space="preserve">OLGA: Третье: не обещать. Ни денег, ни обучения, ни молчания. Она будет просить именно это.</w:t>
-      </w:r>
-    </w:p>
-    <w:p>
-      <w:pPr>
-        <w:pStyle w:val="BodyText"/>
-      </w:pPr>
-      <w:r>
-        <w:t xml:space="preserve">KIRILL: А можно мне с вами? Я умею разговаривать с такими людьми. В Лондоне…</w:t>
-      </w:r>
-    </w:p>
-    <w:p>
-      <w:pPr>
-        <w:pStyle w:val="BodyText"/>
-      </w:pPr>
-      <w:r>
-        <w:t xml:space="preserve">DIMA: Кирилл, она сказала «максимум вдвоём». Это её условие. Не наше.</w:t>
-      </w:r>
-    </w:p>
-    <w:p>
-      <w:pPr>
-        <w:pStyle w:val="BodyText"/>
-      </w:pPr>
-      <w:r>
-        <w:t xml:space="preserve">KIRILL: Понял. Тогда вопрос: зачем ехать? Она же не изменится.</w:t>
-      </w:r>
-    </w:p>
-    <w:p>
-      <w:pPr>
-        <w:pStyle w:val="BodyText"/>
-      </w:pPr>
-      <w:r>
-        <w:t xml:space="preserve">ALEKSEY: Мне нужно понять, откуда товар. Без этого мы воюем с картинкой в Телеграме.</w:t>
-      </w:r>
-    </w:p>
-    <w:p>
-      <w:pPr>
-        <w:pStyle w:val="BodyText"/>
-      </w:pPr>
-      <w:r>
-        <w:t xml:space="preserve">IRINA: И ещё. Узнайте, как она платит поставщику. Сафина платила на карту какому-то Артуру. Если и здесь Артур — значит, это одна цепочка, а не сто случайных продавцов.</w:t>
-      </w:r>
-    </w:p>
-    <w:p>
-      <w:pPr>
-        <w:pStyle w:val="BodyText"/>
-      </w:pPr>
-      <w:r>
-        <w:t xml:space="preserve">DIMA: Артур. Запомнил.</w:t>
-      </w:r>
-    </w:p>
-    <w:p>
-      <w:pPr>
-        <w:pStyle w:val="BodyText"/>
-      </w:pPr>
-      <w:r>
-        <w:t xml:space="preserve">OLGA: Не спрашивайте прямо. Прямо такие не отвечают. Спрашивайте про её работу.</w:t>
-      </w:r>
-    </w:p>
-    <w:p>
-      <w:pPr>
-        <w:pStyle w:val="BodyText"/>
-      </w:pPr>
-      <w:r>
-        <w:t xml:space="preserve">ALEKSEY: Почему про работу?</w:t>
-      </w:r>
-    </w:p>
-    <w:p>
-      <w:pPr>
-        <w:pStyle w:val="BodyText"/>
-      </w:pPr>
-      <w:r>
-        <w:t xml:space="preserve">OLGA: Ей двадцать шесть, в профиле написано. Её никто никогда не спрашивал, как она работает. Только «сколько стоит». Спросите — и она расскажет больше, чем хочет. Это работает всегда.</w:t>
-      </w:r>
-    </w:p>
-    <w:p>
-      <w:pPr>
-        <w:pStyle w:val="BodyText"/>
-      </w:pPr>
-      <w:r>
-        <w:t xml:space="preserve">IRINA: Ольга Петровна, откуда вы это знаете?</w:t>
-      </w:r>
-    </w:p>
-    <w:p>
-      <w:pPr>
-        <w:pStyle w:val="BodyText"/>
-      </w:pPr>
-      <w:r>
-        <w:t xml:space="preserve">OLGA: Двадцать лет экспертов. Эксперт — тоже человек, которого никто не спрашивает о работе.</w:t>
-      </w:r>
-    </w:p>
-    <w:p>
-      <w:pPr>
-        <w:pStyle w:val="BodyText"/>
-      </w:pPr>
-      <w:r>
-        <w:t xml:space="preserve">DIMA: Алексей Николаевич, а если там будет клиентка? С иглой в лице?</w:t>
-      </w:r>
-    </w:p>
-    <w:p>
-      <w:pPr>
-        <w:pStyle w:val="BodyText"/>
-      </w:pPr>
-      <w:r>
-        <w:t xml:space="preserve">ALEKSEY: Тогда мы ждём. Молча. Это её студия, не наша клиника.</w:t>
-      </w:r>
-    </w:p>
-    <w:p>
-      <w:pPr>
-        <w:pStyle w:val="BodyText"/>
-      </w:pPr>
-      <w:r>
-        <w:t xml:space="preserve">DIMA: А если что-то пойдёт не так? При нас?</w:t>
-      </w:r>
-    </w:p>
-    <w:p>
-      <w:pPr>
-        <w:pStyle w:val="BodyText"/>
-      </w:pPr>
-      <w:r>
-        <w:t xml:space="preserve">ALEKSEY: Тогда вызываем скорую и звоним Корниловой. Правила потом.</w:t>
+        <w:t xml:space="preserve">DIMA: Здравствуйте, Кристина. А чем именно мы ломаем вам бизнес, можете объяснить?</w:t>
+      </w:r>
+    </w:p>
+    <w:p>
+      <w:pPr>
+        <w:pStyle w:val="BodyText"/>
+      </w:pPr>
+      <w:r>
+        <w:t xml:space="preserve">KRISTINA: Вашим письмом. Мои клиентки теперь спрашивают про русскую наклейку и про какой-то номер. Две уже ушли, а одна сказала мне прямо: «Вы колете не то». Это вы им так сказали? Вы назвали моё имя?</w:t>
+      </w:r>
+    </w:p>
+    <w:p>
+      <w:pPr>
+        <w:pStyle w:val="BodyText"/>
+      </w:pPr>
+      <w:r>
+        <w:t xml:space="preserve">ALEKSEY: Кристина, это Алексей Воронцов, директор компании. Ваше имя мы не называли нигде и никому.</w:t>
+      </w:r>
+    </w:p>
+    <w:p>
+      <w:pPr>
+        <w:pStyle w:val="BodyText"/>
+      </w:pPr>
+      <w:r>
+        <w:t xml:space="preserve">KRISTINA: Не называли, но все и так поняли. Вы же умные люди и написали так, чтобы поняли.</w:t>
+      </w:r>
+    </w:p>
+    <w:p>
+      <w:pPr>
+        <w:pStyle w:val="BodyText"/>
+      </w:pPr>
+      <w:r>
+        <w:t xml:space="preserve">ALEKSEY: Мы написали только о том, как проверить наш товар. Больше там ничего нет.</w:t>
+      </w:r>
+    </w:p>
+    <w:p>
+      <w:pPr>
+        <w:pStyle w:val="BodyText"/>
+      </w:pPr>
+      <w:r>
+        <w:t xml:space="preserve">KRISTINA: Ваш товар? Это корейский товар, такой же, как мой, только в два раза дороже.</w:t>
+      </w:r>
+    </w:p>
+    <w:p>
+      <w:pPr>
+        <w:pStyle w:val="BodyText"/>
+      </w:pPr>
+      <w:r>
+        <w:t xml:space="preserve">OLGA: Нет, не такой же. Если нет наклейки и нет удостоверения, то это уже не такой товар.</w:t>
+      </w:r>
+    </w:p>
+    <w:p>
+      <w:pPr>
+        <w:pStyle w:val="BodyText"/>
+      </w:pPr>
+      <w:r>
+        <w:t xml:space="preserve">KRISTINA: А это кто говорит? Наклейка — это просто бумажка, а гель внутри один и тот же.</w:t>
+      </w:r>
+    </w:p>
+    <w:p>
+      <w:pPr>
+        <w:pStyle w:val="BodyText"/>
+      </w:pPr>
+      <w:r>
+        <w:t xml:space="preserve">OLGA: Ольга Миронова. Я двадцать лет регистрирую медицинские изделия. Бумажка — это ответ на вопрос, откуда гель.</w:t>
+      </w:r>
+    </w:p>
+    <w:p>
+      <w:pPr>
+        <w:pStyle w:val="BodyText"/>
+      </w:pPr>
+      <w:r>
+        <w:t xml:space="preserve">KRISTINA: А мне не нужно знать, откуда он. Мне нужно, чтобы мои клиентки были довольны.</w:t>
+      </w:r>
+    </w:p>
+    <w:p>
+      <w:pPr>
+        <w:pStyle w:val="BodyText"/>
+      </w:pPr>
+      <w:r>
+        <w:t xml:space="preserve">ALEKSEY: Кристина, давайте встретимся лично. Без юристов, без угроз. Просто поговорим как два человека, которые работают с лицами.</w:t>
+      </w:r>
+    </w:p>
+    <w:p>
+      <w:pPr>
+        <w:pStyle w:val="BodyText"/>
+      </w:pPr>
+      <w:r>
+        <w:t xml:space="preserve">KRISTINA: Зачем? Чтобы вы мне долго объясняли, что я дура?</w:t>
+      </w:r>
+    </w:p>
+    <w:p>
+      <w:pPr>
+        <w:pStyle w:val="BodyText"/>
+      </w:pPr>
+      <w:r>
+        <w:t xml:space="preserve">ALEKSEY: Чтобы я понял, как работаете вы, а вы поняли, как работаем мы.</w:t>
+      </w:r>
+    </w:p>
+    <w:p>
+      <w:pPr>
+        <w:pStyle w:val="BodyText"/>
+      </w:pPr>
+      <w:r>
+        <w:t xml:space="preserve">KRISTINA: Хорошо. Завтра в двенадцать, в Мытищах, в моей студии. Адрес я пришлю. Приезжайте максимум вдвоём.</w:t>
+      </w:r>
+    </w:p>
+    <w:p>
+      <w:pPr>
+        <w:pStyle w:val="BodyText"/>
+      </w:pPr>
+      <w:r>
+        <w:t xml:space="preserve">ALEKSEY: Хорошо, мы приедем вдвоём, я и Дмитрий. До завтра, Кристина.</w:t>
+      </w:r>
+    </w:p>
+    <w:p>
+      <w:pPr>
+        <w:pStyle w:val="BodyText"/>
+      </w:pPr>
+      <w:r>
+        <w:t xml:space="preserve">IRINA: Вы поедете вдвоём к человеку, который продаёт серый товар? Алексей, вы уверены, что это разумно?</w:t>
+      </w:r>
+    </w:p>
+    <w:p>
+      <w:pPr>
+        <w:pStyle w:val="BodyText"/>
+      </w:pPr>
+      <w:r>
+        <w:t xml:space="preserve">ALEKSEY: Она живой человек, а не канал продаж. Я хочу видеть её глаза, когда мы говорим.</w:t>
+      </w:r>
+    </w:p>
+    <w:p>
+      <w:pPr>
+        <w:pStyle w:val="BodyText"/>
+      </w:pPr>
+      <w:r>
+        <w:t xml:space="preserve">OLGA: Тогда нужны правила. Первое: никаких записей без её согласия. Второе: слово «подделка» вообще не произносить.</w:t>
+      </w:r>
+    </w:p>
+    <w:p>
+      <w:pPr>
+        <w:pStyle w:val="BodyText"/>
+      </w:pPr>
+      <w:r>
+        <w:t xml:space="preserve">ALEKSEY: Согласен с обоими. А какое будет третье правило?</w:t>
+      </w:r>
+    </w:p>
+    <w:p>
+      <w:pPr>
+        <w:pStyle w:val="BodyText"/>
+      </w:pPr>
+      <w:r>
+        <w:t xml:space="preserve">OLGA: Третье: ничего не обещать — ни денег, ни обучения, ни молчания. Она будет просить именно это, поверьте мне.</w:t>
+      </w:r>
+    </w:p>
+    <w:p>
+      <w:pPr>
+        <w:pStyle w:val="BodyText"/>
+      </w:pPr>
+      <w:r>
+        <w:t xml:space="preserve">KIRILL: А можно мне поехать с вами? Я умею разговаривать с такими людьми, потому что в Лондоне…</w:t>
+      </w:r>
+    </w:p>
+    <w:p>
+      <w:pPr>
+        <w:pStyle w:val="BodyText"/>
+      </w:pPr>
+      <w:r>
+        <w:t xml:space="preserve">DIMA: Кирилл, она сказала «максимум вдвоём». Это её условие, а не наше, и мы его выполним.</w:t>
+      </w:r>
+    </w:p>
+    <w:p>
+      <w:pPr>
+        <w:pStyle w:val="BodyText"/>
+      </w:pPr>
+      <w:r>
+        <w:t xml:space="preserve">KIRILL: Понял. Тогда у меня вопрос: зачем вообще ехать, если она всё равно не изменится?</w:t>
+      </w:r>
+    </w:p>
+    <w:p>
+      <w:pPr>
+        <w:pStyle w:val="BodyText"/>
+      </w:pPr>
+      <w:r>
+        <w:t xml:space="preserve">ALEKSEY: Мне нужно понять, откуда идёт товар. Без этого мы просто воюем с картинкой в Телеграме.</w:t>
+      </w:r>
+    </w:p>
+    <w:p>
+      <w:pPr>
+        <w:pStyle w:val="BodyText"/>
+      </w:pPr>
+      <w:r>
+        <w:t xml:space="preserve">IRINA: И ещё одно. Узнайте, как она платит своему поставщику. Сафина, как вы помните, платила на карту какому-то Артуру. Если и здесь окажется Артур, значит, это одна цепочка, а не сто случайных продавцов.</w:t>
+      </w:r>
+    </w:p>
+    <w:p>
+      <w:pPr>
+        <w:pStyle w:val="BodyText"/>
+      </w:pPr>
+      <w:r>
+        <w:t xml:space="preserve">DIMA: Артур. Хорошо, я запомнил это имя.</w:t>
+      </w:r>
+    </w:p>
+    <w:p>
+      <w:pPr>
+        <w:pStyle w:val="BodyText"/>
+      </w:pPr>
+      <w:r>
+        <w:t xml:space="preserve">OLGA: Только не спрашивайте прямо, потому что такие люди прямо не отвечают. Спрашивайте про её работу.</w:t>
+      </w:r>
+    </w:p>
+    <w:p>
+      <w:pPr>
+        <w:pStyle w:val="BodyText"/>
+      </w:pPr>
+      <w:r>
+        <w:t xml:space="preserve">ALEKSEY: А почему именно про работу, Ольга Петровна?</w:t>
+      </w:r>
+    </w:p>
+    <w:p>
+      <w:pPr>
+        <w:pStyle w:val="BodyText"/>
+      </w:pPr>
+      <w:r>
+        <w:t xml:space="preserve">OLGA: Ей двадцать шесть, это написано в профиле. Её никто никогда не спрашивал, как она работает, все спрашивают только «сколько стоит». Спросите — и она расскажет больше, чем хочет. Это работает всегда, проверено много раз.</w:t>
+      </w:r>
+    </w:p>
+    <w:p>
+      <w:pPr>
+        <w:pStyle w:val="BodyText"/>
+      </w:pPr>
+      <w:r>
+        <w:t xml:space="preserve">IRINA: Ольга Петровна, а откуда вы это знаете?</w:t>
+      </w:r>
+    </w:p>
+    <w:p>
+      <w:pPr>
+        <w:pStyle w:val="BodyText"/>
+      </w:pPr>
+      <w:r>
+        <w:t xml:space="preserve">OLGA: Двадцать лет работы с экспертами. Эксперт — тоже человек, которого никто не спрашивает о его работе.</w:t>
+      </w:r>
+    </w:p>
+    <w:p>
+      <w:pPr>
+        <w:pStyle w:val="BodyText"/>
+      </w:pPr>
+      <w:r>
+        <w:t xml:space="preserve">DIMA: Алексей Николаевич, а если там будет клиентка с иглой в лице, что мы делаем?</w:t>
+      </w:r>
+    </w:p>
+    <w:p>
+      <w:pPr>
+        <w:pStyle w:val="BodyText"/>
+      </w:pPr>
+      <w:r>
+        <w:t xml:space="preserve">ALEKSEY: Тогда мы молча ждём. Это её студия, а не наша клиника, и правила там её.</w:t>
+      </w:r>
+    </w:p>
+    <w:p>
+      <w:pPr>
+        <w:pStyle w:val="BodyText"/>
+      </w:pPr>
+      <w:r>
+        <w:t xml:space="preserve">DIMA: А если что-то пойдёт не так прямо при нас?</w:t>
+      </w:r>
+    </w:p>
+    <w:p>
+      <w:pPr>
+        <w:pStyle w:val="BodyText"/>
+      </w:pPr>
+      <w:r>
+        <w:t xml:space="preserve">ALEKSEY: Тогда сразу вызываем скорую и звоним Корниловой, а правила обсудим потом.</w:t>
       </w:r>
     </w:p>
     <w:bookmarkEnd w:id="22"/>
@@ -1165,239 +1165,239 @@
         <w:pStyle w:val="FirstParagraph"/>
       </w:pPr>
       <w:r>
-        <w:t xml:space="preserve">KRISTINA: Вы ровно в двенадцать. Как в кино. Проходите. Обувь можно не снимать.</w:t>
-      </w:r>
-    </w:p>
-    <w:p>
-      <w:pPr>
-        <w:pStyle w:val="BodyText"/>
-      </w:pPr>
-      <w:r>
-        <w:t xml:space="preserve">ALEKSEY: Спасибо, что пустили. Красиво у вас.</w:t>
-      </w:r>
-    </w:p>
-    <w:p>
-      <w:pPr>
-        <w:pStyle w:val="BodyText"/>
-      </w:pPr>
-      <w:r>
-        <w:t xml:space="preserve">KRISTINA: Три года копила. Раньше я делала ногти на кухне. Теперь — это.</w:t>
-      </w:r>
-    </w:p>
-    <w:p>
-      <w:pPr>
-        <w:pStyle w:val="BodyText"/>
-      </w:pPr>
-      <w:r>
-        <w:t xml:space="preserve">DIMA: А там что? За шторой?</w:t>
-      </w:r>
-    </w:p>
-    <w:p>
-      <w:pPr>
-        <w:pStyle w:val="BodyText"/>
-      </w:pPr>
-      <w:r>
-        <w:t xml:space="preserve">KRISTINA: Кабинет. Там я колю. Кушетка, лампа, всё стерильно. Сама протираю.</w:t>
-      </w:r>
-    </w:p>
-    <w:p>
-      <w:pPr>
-        <w:pStyle w:val="BodyText"/>
-      </w:pPr>
-      <w:r>
-        <w:t xml:space="preserve">ALEKSEY: Кристина, можно вопрос про работу? Как вы начали колоть?</w:t>
-      </w:r>
-    </w:p>
-    <w:p>
-      <w:pPr>
-        <w:pStyle w:val="BodyText"/>
-      </w:pPr>
-      <w:r>
-        <w:t xml:space="preserve">KRISTINA: Про работу? Меня никто не спрашивал про работу. Только про цены.</w:t>
-      </w:r>
-    </w:p>
-    <w:p>
-      <w:pPr>
-        <w:pStyle w:val="BodyText"/>
-      </w:pPr>
-      <w:r>
-        <w:t xml:space="preserve">ALEKSEY: Я спрашиваю.</w:t>
-      </w:r>
-    </w:p>
-    <w:p>
-      <w:pPr>
-        <w:pStyle w:val="BodyText"/>
-      </w:pPr>
-      <w:r>
-        <w:t xml:space="preserve">KRISTINA: Ладно. Мне было двадцать два. Я делала маникюр в Иванове. Клиентка однажды сказала: «Губы бы сделать, а в клинике двадцать тысяч». Я посмотрела видео. Купила курс онлайн за пять тысяч. Через месяц колола подругам.</w:t>
-      </w:r>
-    </w:p>
-    <w:p>
-      <w:pPr>
-        <w:pStyle w:val="BodyText"/>
-      </w:pPr>
-      <w:r>
-        <w:t xml:space="preserve">DIMA: Через месяц. А анатомию где учили?</w:t>
-      </w:r>
-    </w:p>
-    <w:p>
-      <w:pPr>
-        <w:pStyle w:val="BodyText"/>
-      </w:pPr>
-      <w:r>
-        <w:t xml:space="preserve">KRISTINA: На видео. Там всё показано. Сосуды, точки. Я смотрела раз двадцать.</w:t>
-      </w:r>
-    </w:p>
-    <w:p>
-      <w:pPr>
-        <w:pStyle w:val="BodyText"/>
-      </w:pPr>
-      <w:r>
-        <w:t xml:space="preserve">ALEKSEY: Сколько у вас клиенток сейчас?</w:t>
-      </w:r>
-    </w:p>
-    <w:p>
-      <w:pPr>
-        <w:pStyle w:val="BodyText"/>
-      </w:pPr>
-      <w:r>
-        <w:t xml:space="preserve">KRISTINA: Человек сорок в месяц. А ещё продаю гель другим мастерам. Это выгоднее.</w:t>
-      </w:r>
-    </w:p>
-    <w:p>
-      <w:pPr>
-        <w:pStyle w:val="BodyText"/>
-      </w:pPr>
-      <w:r>
-        <w:t xml:space="preserve">DIMA: Сколько мастеров покупают?</w:t>
-      </w:r>
-    </w:p>
-    <w:p>
-      <w:pPr>
-        <w:pStyle w:val="BodyText"/>
-      </w:pPr>
-      <w:r>
-        <w:t xml:space="preserve">KRISTINA: Около ста. По всей России. Казань, Самара, Краснодар. Я им ещё курс даю. Своё видео.</w:t>
-      </w:r>
-    </w:p>
-    <w:p>
-      <w:pPr>
-        <w:pStyle w:val="BodyText"/>
-      </w:pPr>
-      <w:r>
-        <w:t xml:space="preserve">ALEKSEY: Сто мастеров. И у каждой — сорок клиенток.</w:t>
-      </w:r>
-    </w:p>
-    <w:p>
-      <w:pPr>
-        <w:pStyle w:val="BodyText"/>
-      </w:pPr>
-      <w:r>
-        <w:t xml:space="preserve">KRISTINA: Вы считаете, как налоговая. Зачем?</w:t>
-      </w:r>
-    </w:p>
-    <w:p>
-      <w:pPr>
-        <w:pStyle w:val="BodyText"/>
-      </w:pPr>
-      <w:r>
-        <w:t xml:space="preserve">ALEKSEY: Четыре тысячи женщин в месяц. Я просто хотел понять, сколько это.</w:t>
-      </w:r>
-    </w:p>
-    <w:p>
-      <w:pPr>
-        <w:pStyle w:val="BodyText"/>
-      </w:pPr>
-      <w:r>
-        <w:t xml:space="preserve">KRISTINA: Четыре тысячи довольных. Вот сколько это.</w:t>
-      </w:r>
-    </w:p>
-    <w:p>
-      <w:pPr>
-        <w:pStyle w:val="BodyText"/>
-      </w:pPr>
-      <w:r>
-        <w:t xml:space="preserve">DIMA: А откуда гель? Вы сами возите из Кореи?</w:t>
-      </w:r>
-    </w:p>
-    <w:p>
-      <w:pPr>
-        <w:pStyle w:val="BodyText"/>
-      </w:pPr>
-      <w:r>
-        <w:t xml:space="preserve">KRISTINA: Я? Нет. Есть Артур. Он возит. Через Казахстан, карго. Без таможни, без бумажек. Так все возят. Это называется серый ввоз. Ничего страшного, так всю косметику возят.</w:t>
-      </w:r>
-    </w:p>
-    <w:p>
-      <w:pPr>
-        <w:pStyle w:val="BodyText"/>
-      </w:pPr>
-      <w:r>
-        <w:t xml:space="preserve">ALEKSEY: Серый ввоз. Без таможни. А в чём везут? В холодильнике?</w:t>
-      </w:r>
-    </w:p>
-    <w:p>
-      <w:pPr>
-        <w:pStyle w:val="BodyText"/>
-      </w:pPr>
-      <w:r>
-        <w:t xml:space="preserve">KRISTINA: В чемоданах. Или в коробках, в фуре. Зачем холодильник? Это же гель.</w:t>
-      </w:r>
-    </w:p>
-    <w:p>
-      <w:pPr>
-        <w:pStyle w:val="BodyText"/>
-      </w:pPr>
-      <w:r>
-        <w:t xml:space="preserve">ALEKSEY: Гель боится жары и мороза. Сейчас январь. Минус двадцать. В фуре через степь.</w:t>
-      </w:r>
-    </w:p>
-    <w:p>
-      <w:pPr>
-        <w:pStyle w:val="BodyText"/>
-      </w:pPr>
-      <w:r>
-        <w:t xml:space="preserve">KRISTINA: Ну и что? Он же в шприце. Шприц закрыт.</w:t>
-      </w:r>
-    </w:p>
-    <w:p>
-      <w:pPr>
-        <w:pStyle w:val="BodyText"/>
-      </w:pPr>
-      <w:r>
-        <w:t xml:space="preserve">DIMA: Кристина, вы Артуру платите на карту?</w:t>
-      </w:r>
-    </w:p>
-    <w:p>
-      <w:pPr>
-        <w:pStyle w:val="BodyText"/>
-      </w:pPr>
-      <w:r>
-        <w:t xml:space="preserve">KRISTINA: На карту. А как ещё? Он не магазин. Вы тоже деньги прячете, просто красивее.</w:t>
-      </w:r>
-    </w:p>
-    <w:p>
-      <w:pPr>
-        <w:pStyle w:val="BodyText"/>
-      </w:pPr>
-      <w:r>
-        <w:t xml:space="preserve">ALEKSEY: Мы не прячем. У нас всё по безналу, с договором и счётом. Каждый шприц — с номером. Если с лотом что-то не так, мы знаем, у какого врача он лежит, за час.</w:t>
-      </w:r>
-    </w:p>
-    <w:p>
-      <w:pPr>
-        <w:pStyle w:val="BodyText"/>
-      </w:pPr>
-      <w:r>
-        <w:t xml:space="preserve">KRISTINA: За час. А у меня — за минуту. Я всех своих клиенток знаю по имени.</w:t>
-      </w:r>
-    </w:p>
-    <w:p>
-      <w:pPr>
-        <w:pStyle w:val="BodyText"/>
-      </w:pPr>
-      <w:r>
-        <w:t xml:space="preserve">DIMA: По имени — да. А номер шприца, который вы ей вкололи?</w:t>
+        <w:t xml:space="preserve">KRISTINA: Вы приехали ровно в двенадцать, прямо как в кино. Проходите, обувь можно не снимать.</w:t>
+      </w:r>
+    </w:p>
+    <w:p>
+      <w:pPr>
+        <w:pStyle w:val="BodyText"/>
+      </w:pPr>
+      <w:r>
+        <w:t xml:space="preserve">ALEKSEY: Спасибо, что согласились нас принять. У вас здесь очень красиво.</w:t>
+      </w:r>
+    </w:p>
+    <w:p>
+      <w:pPr>
+        <w:pStyle w:val="BodyText"/>
+      </w:pPr>
+      <w:r>
+        <w:t xml:space="preserve">KRISTINA: Я копила на эту студию три года. Раньше я делала ногти на кухне, а теперь у меня вот это.</w:t>
+      </w:r>
+    </w:p>
+    <w:p>
+      <w:pPr>
+        <w:pStyle w:val="BodyText"/>
+      </w:pPr>
+      <w:r>
+        <w:t xml:space="preserve">DIMA: А что у вас там, за шторой?</w:t>
+      </w:r>
+    </w:p>
+    <w:p>
+      <w:pPr>
+        <w:pStyle w:val="BodyText"/>
+      </w:pPr>
+      <w:r>
+        <w:t xml:space="preserve">KRISTINA: Там кабинет, где я колю. Кушетка, лампа, и всё стерильно, потому что я сама всё протираю.</w:t>
+      </w:r>
+    </w:p>
+    <w:p>
+      <w:pPr>
+        <w:pStyle w:val="BodyText"/>
+      </w:pPr>
+      <w:r>
+        <w:t xml:space="preserve">ALEKSEY: Кристина, можно вопрос про вашу работу? Расскажите, как вы начали колоть.</w:t>
+      </w:r>
+    </w:p>
+    <w:p>
+      <w:pPr>
+        <w:pStyle w:val="BodyText"/>
+      </w:pPr>
+      <w:r>
+        <w:t xml:space="preserve">KRISTINA: Про работу? Меня никто никогда не спрашивал про работу, все спрашивают только про цены.</w:t>
+      </w:r>
+    </w:p>
+    <w:p>
+      <w:pPr>
+        <w:pStyle w:val="BodyText"/>
+      </w:pPr>
+      <w:r>
+        <w:t xml:space="preserve">ALEKSEY: А я вот спрашиваю, и мне правда интересно.</w:t>
+      </w:r>
+    </w:p>
+    <w:p>
+      <w:pPr>
+        <w:pStyle w:val="BodyText"/>
+      </w:pPr>
+      <w:r>
+        <w:t xml:space="preserve">KRISTINA: Ладно. Мне было двадцать два, и я делала маникюр в Иванове. Однажды клиентка сказала: «Губы бы сделать, а в клинике двадцать тысяч». Я посмотрела видео, купила курс онлайн за пять тысяч, и через месяц уже колола подругам.</w:t>
+      </w:r>
+    </w:p>
+    <w:p>
+      <w:pPr>
+        <w:pStyle w:val="BodyText"/>
+      </w:pPr>
+      <w:r>
+        <w:t xml:space="preserve">DIMA: Через месяц? А анатомию вы где учили?</w:t>
+      </w:r>
+    </w:p>
+    <w:p>
+      <w:pPr>
+        <w:pStyle w:val="BodyText"/>
+      </w:pPr>
+      <w:r>
+        <w:t xml:space="preserve">KRISTINA: По видео, там всё показано: сосуды, точки. Я пересмотрела его, наверное, раз двадцать.</w:t>
+      </w:r>
+    </w:p>
+    <w:p>
+      <w:pPr>
+        <w:pStyle w:val="BodyText"/>
+      </w:pPr>
+      <w:r>
+        <w:t xml:space="preserve">ALEKSEY: А сколько у вас клиенток сейчас, если не секрет?</w:t>
+      </w:r>
+    </w:p>
+    <w:p>
+      <w:pPr>
+        <w:pStyle w:val="BodyText"/>
+      </w:pPr>
+      <w:r>
+        <w:t xml:space="preserve">KRISTINA: Человек сорок в месяц. А ещё я продаю гель другим мастерам, потому что это выгоднее.</w:t>
+      </w:r>
+    </w:p>
+    <w:p>
+      <w:pPr>
+        <w:pStyle w:val="BodyText"/>
+      </w:pPr>
+      <w:r>
+        <w:t xml:space="preserve">DIMA: И сколько мастеров у вас его покупают?</w:t>
+      </w:r>
+    </w:p>
+    <w:p>
+      <w:pPr>
+        <w:pStyle w:val="BodyText"/>
+      </w:pPr>
+      <w:r>
+        <w:t xml:space="preserve">KRISTINA: Около ста, по всей России: Казань, Самара, Краснодар. Я им ещё даю курс, своё видео.</w:t>
+      </w:r>
+    </w:p>
+    <w:p>
+      <w:pPr>
+        <w:pStyle w:val="BodyText"/>
+      </w:pPr>
+      <w:r>
+        <w:t xml:space="preserve">ALEKSEY: Значит, сто мастеров, и у каждой примерно по сорок клиенток.</w:t>
+      </w:r>
+    </w:p>
+    <w:p>
+      <w:pPr>
+        <w:pStyle w:val="BodyText"/>
+      </w:pPr>
+      <w:r>
+        <w:t xml:space="preserve">KRISTINA: Вы считаете, как налоговая. Зачем вам эти цифры?</w:t>
+      </w:r>
+    </w:p>
+    <w:p>
+      <w:pPr>
+        <w:pStyle w:val="BodyText"/>
+      </w:pPr>
+      <w:r>
+        <w:t xml:space="preserve">ALEKSEY: Получается четыре тысячи женщин в месяц. Я просто хотел понять, сколько это людей.</w:t>
+      </w:r>
+    </w:p>
+    <w:p>
+      <w:pPr>
+        <w:pStyle w:val="BodyText"/>
+      </w:pPr>
+      <w:r>
+        <w:t xml:space="preserve">KRISTINA: Это четыре тысячи довольных женщин. Вот сколько это людей.</w:t>
+      </w:r>
+    </w:p>
+    <w:p>
+      <w:pPr>
+        <w:pStyle w:val="BodyText"/>
+      </w:pPr>
+      <w:r>
+        <w:t xml:space="preserve">DIMA: А откуда вы берёте гель? Вы сами возите его из Кореи?</w:t>
+      </w:r>
+    </w:p>
+    <w:p>
+      <w:pPr>
+        <w:pStyle w:val="BodyText"/>
+      </w:pPr>
+      <w:r>
+        <w:t xml:space="preserve">KRISTINA: Я? Нет, конечно. Есть Артур, и он возит. Через Казахстан, карго. Без таможни, без бумажек. Так все возят. Это называется серый ввоз. Ничего страшного, так всю косметику возят, и никто не жалуется.</w:t>
+      </w:r>
+    </w:p>
+    <w:p>
+      <w:pPr>
+        <w:pStyle w:val="BodyText"/>
+      </w:pPr>
+      <w:r>
+        <w:t xml:space="preserve">ALEKSEY: Серый ввоз, без таможни. А в чём его везут? В холодильнике?</w:t>
+      </w:r>
+    </w:p>
+    <w:p>
+      <w:pPr>
+        <w:pStyle w:val="BodyText"/>
+      </w:pPr>
+      <w:r>
+        <w:t xml:space="preserve">KRISTINA: В чемоданах или в коробках, в фуре. Зачем ему холодильник? Это же просто гель.</w:t>
+      </w:r>
+    </w:p>
+    <w:p>
+      <w:pPr>
+        <w:pStyle w:val="BodyText"/>
+      </w:pPr>
+      <w:r>
+        <w:t xml:space="preserve">ALEKSEY: Гель боится и жары, и мороза. А сейчас январь, минус двадцать, и он едет в фуре через степь.</w:t>
+      </w:r>
+    </w:p>
+    <w:p>
+      <w:pPr>
+        <w:pStyle w:val="BodyText"/>
+      </w:pPr>
+      <w:r>
+        <w:t xml:space="preserve">KRISTINA: Ну и что? Он же в шприце, а шприц закрыт.</w:t>
+      </w:r>
+    </w:p>
+    <w:p>
+      <w:pPr>
+        <w:pStyle w:val="BodyText"/>
+      </w:pPr>
+      <w:r>
+        <w:t xml:space="preserve">DIMA: Кристина, а Артуру вы платите на карту?</w:t>
+      </w:r>
+    </w:p>
+    <w:p>
+      <w:pPr>
+        <w:pStyle w:val="BodyText"/>
+      </w:pPr>
+      <w:r>
+        <w:t xml:space="preserve">KRISTINA: На карту, а как ещё? Он же не магазин. Вы тоже деньги прячете, просто делаете это красивее.</w:t>
+      </w:r>
+    </w:p>
+    <w:p>
+      <w:pPr>
+        <w:pStyle w:val="BodyText"/>
+      </w:pPr>
+      <w:r>
+        <w:t xml:space="preserve">ALEKSEY: Мы ничего не прячем: у нас всё по безналу, с договором и счётом. Каждый шприц у нас с номером. Если с лотом что-то не так, мы за час узнаём, у какого врача он лежит.</w:t>
+      </w:r>
+    </w:p>
+    <w:p>
+      <w:pPr>
+        <w:pStyle w:val="BodyText"/>
+      </w:pPr>
+      <w:r>
+        <w:t xml:space="preserve">KRISTINA: За час? А я узнаю за минуту, потому что всех своих клиенток знаю по имени.</w:t>
+      </w:r>
+    </w:p>
+    <w:p>
+      <w:pPr>
+        <w:pStyle w:val="BodyText"/>
+      </w:pPr>
+      <w:r>
+        <w:t xml:space="preserve">DIMA: По имени — да. А номер шприца, который вы ей вкололи, вы тоже знаете?</w:t>
       </w:r>
     </w:p>
     <w:bookmarkEnd w:id="23"/>
@@ -1415,199 +1415,199 @@
         <w:pStyle w:val="FirstParagraph"/>
       </w:pPr>
       <w:r>
-        <w:t xml:space="preserve">KRISTINA: Номер? Зачем мне номер? Я её лицо помню.</w:t>
-      </w:r>
-    </w:p>
-    <w:p>
-      <w:pPr>
-        <w:pStyle w:val="BodyText"/>
-      </w:pPr>
-      <w:r>
-        <w:t xml:space="preserve">ALEKSEY: Если завтра Артур скажет, что партия плохая, как вы найдёте, кому колола?</w:t>
-      </w:r>
-    </w:p>
-    <w:p>
-      <w:pPr>
-        <w:pStyle w:val="BodyText"/>
-      </w:pPr>
-      <w:r>
-        <w:t xml:space="preserve">KRISTINA: Артур так не скажет. Он никогда ничего не говорит. Он привозит.</w:t>
-      </w:r>
-    </w:p>
-    <w:p>
-      <w:pPr>
-        <w:pStyle w:val="BodyText"/>
-      </w:pPr>
-      <w:r>
-        <w:t xml:space="preserve">ALEKSEY: Вот. Это и есть серый ввоз. Не цена. Не таможня. Никто никогда ничего не скажет.</w:t>
-      </w:r>
-    </w:p>
-    <w:p>
-      <w:pPr>
-        <w:pStyle w:val="BodyText"/>
-      </w:pPr>
-      <w:r>
-        <w:t xml:space="preserve">KRISTINA: Слушайте, вы приехали меня учить? Ваши врачи берут двадцать тысяч. Я — семь. Женщины из Мытищ на Рублёвку не ездят. Для них вы дорогие. Я — нет. Кто из нас помогает людям?</w:t>
-      </w:r>
-    </w:p>
-    <w:p>
-      <w:pPr>
-        <w:pStyle w:val="BodyText"/>
-      </w:pPr>
-      <w:r>
-        <w:t xml:space="preserve">ALEKSEY: Честный вопрос. Я не знаю ответа. Правда.</w:t>
-      </w:r>
-    </w:p>
-    <w:p>
-      <w:pPr>
-        <w:pStyle w:val="BodyText"/>
-      </w:pPr>
-      <w:r>
-        <w:t xml:space="preserve">KRISTINA: Вот. Не знаете. А я знаю. Мне клиентки цветы приносят.</w:t>
-      </w:r>
-    </w:p>
-    <w:p>
-      <w:pPr>
-        <w:pStyle w:val="BodyText"/>
-      </w:pPr>
-      <w:r>
-        <w:t xml:space="preserve">DIMA: Можно я задам один вопрос? Профессиональный. Не про деньги.</w:t>
-      </w:r>
-    </w:p>
-    <w:p>
-      <w:pPr>
-        <w:pStyle w:val="BodyText"/>
-      </w:pPr>
-      <w:r>
-        <w:t xml:space="preserve">KRISTINA: Задавайте. Я не боюсь.</w:t>
-      </w:r>
-    </w:p>
-    <w:p>
-      <w:pPr>
-        <w:pStyle w:val="BodyText"/>
-      </w:pPr>
-      <w:r>
-        <w:t xml:space="preserve">DIMA: Вы колете губы. Вдруг кожа над губой белеет. Как мрамор. Что вы делаете?</w:t>
-      </w:r>
-    </w:p>
-    <w:p>
-      <w:pPr>
-        <w:pStyle w:val="BodyText"/>
-      </w:pPr>
-      <w:r>
-        <w:t xml:space="preserve">KRISTINA: Белеет? Ну… массаж. Тёплый компресс. Через день проходит. У меня так было один раз.</w:t>
-      </w:r>
-    </w:p>
-    <w:p>
-      <w:pPr>
-        <w:pStyle w:val="BodyText"/>
-      </w:pPr>
-      <w:r>
-        <w:t xml:space="preserve">DIMA: Это не проходит само. Это гель закрыл сосуд. Нужно сразу остановиться и ввести фермент, гиалуронидазу. Счёт идёт на часы. Иначе кожа умирает. Это написано в нашем пятом модуле, на первой странице.</w:t>
-      </w:r>
-    </w:p>
-    <w:p>
-      <w:pPr>
-        <w:pStyle w:val="BodyText"/>
-      </w:pPr>
-      <w:r>
-        <w:t xml:space="preserve">KRISTINA: Фермент? У меня его нет. Его же без рецепта не продают.</w:t>
-      </w:r>
-    </w:p>
-    <w:p>
-      <w:pPr>
-        <w:pStyle w:val="BodyText"/>
-      </w:pPr>
-      <w:r>
-        <w:t xml:space="preserve">ALEKSEY: Не продают. Потому что колоть его должен врач.</w:t>
-      </w:r>
-    </w:p>
-    <w:p>
-      <w:pPr>
-        <w:pStyle w:val="BodyText"/>
-      </w:pPr>
-      <w:r>
-        <w:t xml:space="preserve">KRISTINA: А тот раз… Через день прошло. Почти. Остался маленький шрам. Она сказала: ничего.</w:t>
-      </w:r>
-    </w:p>
-    <w:p>
-      <w:pPr>
-        <w:pStyle w:val="BodyText"/>
-      </w:pPr>
-      <w:r>
-        <w:t xml:space="preserve">DIMA: Повезло. Вам и ей. Один раз.</w:t>
-      </w:r>
-    </w:p>
-    <w:p>
-      <w:pPr>
-        <w:pStyle w:val="BodyText"/>
-      </w:pPr>
-      <w:r>
-        <w:t xml:space="preserve">KRISTINA: Не смотрите на меня так. Я не убийца. Я делаю людям красиво.</w:t>
-      </w:r>
-    </w:p>
-    <w:p>
-      <w:pPr>
-        <w:pStyle w:val="BodyText"/>
-      </w:pPr>
-      <w:r>
-        <w:t xml:space="preserve">ALEKSEY: Я знаю. Мы не за этим приехали. Мы ничего не обещаем и ничего не требуем.</w:t>
-      </w:r>
-    </w:p>
-    <w:p>
-      <w:pPr>
-        <w:pStyle w:val="BodyText"/>
-      </w:pPr>
-      <w:r>
-        <w:t xml:space="preserve">KRISTINA: Тогда зачем?</w:t>
-      </w:r>
-    </w:p>
-    <w:p>
-      <w:pPr>
-        <w:pStyle w:val="BodyText"/>
-      </w:pPr>
-      <w:r>
-        <w:t xml:space="preserve">ALEKSEY: Чтобы вы знали одно. У нас есть линия осложнений. Круглосуточно. Для всех. Даже для ваших клиенток. Если кожа побелеет — звоните сразу, не через день. Мы не спросим, где куплен гель.</w:t>
-      </w:r>
-    </w:p>
-    <w:p>
-      <w:pPr>
-        <w:pStyle w:val="BodyText"/>
-      </w:pPr>
-      <w:r>
-        <w:t xml:space="preserve">KRISTINA: Бесплатно? Вы же конкуренты.</w:t>
-      </w:r>
-    </w:p>
-    <w:p>
-      <w:pPr>
-        <w:pStyle w:val="BodyText"/>
-      </w:pPr>
-      <w:r>
-        <w:t xml:space="preserve">ALEKSEY: Её лицу всё равно, кто конкурент.</w:t>
-      </w:r>
-    </w:p>
-    <w:p>
-      <w:pPr>
-        <w:pStyle w:val="BodyText"/>
-      </w:pPr>
-      <w:r>
-        <w:t xml:space="preserve">KRISTINA: Свой номер оставьте на столе. Я ничего не обещаю.</w:t>
-      </w:r>
-    </w:p>
-    <w:p>
-      <w:pPr>
-        <w:pStyle w:val="BodyText"/>
-      </w:pPr>
-      <w:r>
-        <w:t xml:space="preserve">DIMA: Не обещайте. Просто не выбрасывайте.</w:t>
-      </w:r>
-    </w:p>
-    <w:p>
-      <w:pPr>
-        <w:pStyle w:val="BodyText"/>
-      </w:pPr>
-      <w:r>
-        <w:t xml:space="preserve">KRISTINA: Всё. Идите. У меня клиентка в час. Губы.</w:t>
+        <w:t xml:space="preserve">KRISTINA: Номер? Зачем мне номер, если я помню её лицо?</w:t>
+      </w:r>
+    </w:p>
+    <w:p>
+      <w:pPr>
+        <w:pStyle w:val="BodyText"/>
+      </w:pPr>
+      <w:r>
+        <w:t xml:space="preserve">ALEKSEY: Если завтра Артур скажет, что партия плохая, как вы найдёте тех, кому её колола?</w:t>
+      </w:r>
+    </w:p>
+    <w:p>
+      <w:pPr>
+        <w:pStyle w:val="BodyText"/>
+      </w:pPr>
+      <w:r>
+        <w:t xml:space="preserve">KRISTINA: Артур так не скажет. Он вообще никогда ничего не говорит, он просто привозит.</w:t>
+      </w:r>
+    </w:p>
+    <w:p>
+      <w:pPr>
+        <w:pStyle w:val="BodyText"/>
+      </w:pPr>
+      <w:r>
+        <w:t xml:space="preserve">ALEKSEY: Вот. Это и есть серый ввоз: дело не в цене и не в таможне. Никто никогда ничего не скажет.</w:t>
+      </w:r>
+    </w:p>
+    <w:p>
+      <w:pPr>
+        <w:pStyle w:val="BodyText"/>
+      </w:pPr>
+      <w:r>
+        <w:t xml:space="preserve">KRISTINA: Слушайте, вы приехали меня учить? Ваши врачи берут двадцать тысяч, а я беру семь. Женщины из Мытищ на Рублёвку не ездят, и для них вы дорогие, а я нет. Так кто из нас помогает людям?</w:t>
+      </w:r>
+    </w:p>
+    <w:p>
+      <w:pPr>
+        <w:pStyle w:val="BodyText"/>
+      </w:pPr>
+      <w:r>
+        <w:t xml:space="preserve">ALEKSEY: Это честный вопрос. Я не знаю ответа. Правда, не знаю, и не буду делать вид, что знаю.</w:t>
+      </w:r>
+    </w:p>
+    <w:p>
+      <w:pPr>
+        <w:pStyle w:val="BodyText"/>
+      </w:pPr>
+      <w:r>
+        <w:t xml:space="preserve">KRISTINA: Вот видите, вы не знаете. А я знаю, потому что клиентки приносят мне цветы.</w:t>
+      </w:r>
+    </w:p>
+    <w:p>
+      <w:pPr>
+        <w:pStyle w:val="BodyText"/>
+      </w:pPr>
+      <w:r>
+        <w:t xml:space="preserve">DIMA: Можно я задам вам один вопрос? Профессиональный, а не про деньги.</w:t>
+      </w:r>
+    </w:p>
+    <w:p>
+      <w:pPr>
+        <w:pStyle w:val="BodyText"/>
+      </w:pPr>
+      <w:r>
+        <w:t xml:space="preserve">KRISTINA: Задавайте, я ничего не боюсь.</w:t>
+      </w:r>
+    </w:p>
+    <w:p>
+      <w:pPr>
+        <w:pStyle w:val="BodyText"/>
+      </w:pPr>
+      <w:r>
+        <w:t xml:space="preserve">DIMA: Представьте, что вы колете губы, и вдруг кожа над губой белеет, как мрамор. Что вы делаете?</w:t>
+      </w:r>
+    </w:p>
+    <w:p>
+      <w:pPr>
+        <w:pStyle w:val="BodyText"/>
+      </w:pPr>
+      <w:r>
+        <w:t xml:space="preserve">KRISTINA: Белеет? Ну… делаю массаж и тёплый компресс, и через день проходит. У меня так было один раз.</w:t>
+      </w:r>
+    </w:p>
+    <w:p>
+      <w:pPr>
+        <w:pStyle w:val="BodyText"/>
+      </w:pPr>
+      <w:r>
+        <w:t xml:space="preserve">DIMA: Это не проходит само, потому что гель закрыл сосуд. Нужно сразу остановиться и ввести фермент, гиалуронидазу. Счёт идёт на часы, иначе кожа умирает. Это написано в нашем пятом модуле, на первой же странице.</w:t>
+      </w:r>
+    </w:p>
+    <w:p>
+      <w:pPr>
+        <w:pStyle w:val="BodyText"/>
+      </w:pPr>
+      <w:r>
+        <w:t xml:space="preserve">KRISTINA: Фермент? У меня его нет. Его же без рецепта не продают, насколько я знаю.</w:t>
+      </w:r>
+    </w:p>
+    <w:p>
+      <w:pPr>
+        <w:pStyle w:val="BodyText"/>
+      </w:pPr>
+      <w:r>
+        <w:t xml:space="preserve">ALEKSEY: Не продают, потому что колоть его должен врач, а не мастер.</w:t>
+      </w:r>
+    </w:p>
+    <w:p>
+      <w:pPr>
+        <w:pStyle w:val="BodyText"/>
+      </w:pPr>
+      <w:r>
+        <w:t xml:space="preserve">KRISTINA: А в тот раз… через день прошло. Почти прошло, остался только маленький шрам. Она сказала, что ничего страшного.</w:t>
+      </w:r>
+    </w:p>
+    <w:p>
+      <w:pPr>
+        <w:pStyle w:val="BodyText"/>
+      </w:pPr>
+      <w:r>
+        <w:t xml:space="preserve">DIMA: Вам повезло, и вам, и ей. Но повезло только один раз.</w:t>
+      </w:r>
+    </w:p>
+    <w:p>
+      <w:pPr>
+        <w:pStyle w:val="BodyText"/>
+      </w:pPr>
+      <w:r>
+        <w:t xml:space="preserve">KRISTINA: Не смотрите на меня так. Я не убийца, я просто делаю людям красиво.</w:t>
+      </w:r>
+    </w:p>
+    <w:p>
+      <w:pPr>
+        <w:pStyle w:val="BodyText"/>
+      </w:pPr>
+      <w:r>
+        <w:t xml:space="preserve">ALEKSEY: Я знаю. Мы приехали не за этим. Мы ничего не обещаем и ничего от вас не требуем.</w:t>
+      </w:r>
+    </w:p>
+    <w:p>
+      <w:pPr>
+        <w:pStyle w:val="BodyText"/>
+      </w:pPr>
+      <w:r>
+        <w:t xml:space="preserve">KRISTINA: Тогда зачем вы вообще приехали?</w:t>
+      </w:r>
+    </w:p>
+    <w:p>
+      <w:pPr>
+        <w:pStyle w:val="BodyText"/>
+      </w:pPr>
+      <w:r>
+        <w:t xml:space="preserve">ALEKSEY: Чтобы вы знали одну вещь. У нас есть линия осложнений, она работает круглосуточно и для всех, даже для ваших клиенток. Если кожа побелеет — звоните сразу, а не через день. Мы не спросим, где куплен гель.</w:t>
+      </w:r>
+    </w:p>
+    <w:p>
+      <w:pPr>
+        <w:pStyle w:val="BodyText"/>
+      </w:pPr>
+      <w:r>
+        <w:t xml:space="preserve">KRISTINA: И это бесплатно? Вы же мои конкуренты.</w:t>
+      </w:r>
+    </w:p>
+    <w:p>
+      <w:pPr>
+        <w:pStyle w:val="BodyText"/>
+      </w:pPr>
+      <w:r>
+        <w:t xml:space="preserve">ALEKSEY: Её лицу всё равно, кто здесь конкурент.</w:t>
+      </w:r>
+    </w:p>
+    <w:p>
+      <w:pPr>
+        <w:pStyle w:val="BodyText"/>
+      </w:pPr>
+      <w:r>
+        <w:t xml:space="preserve">KRISTINA: Свой номер оставьте на столе. Но я ничего не обещаю, сразу говорю.</w:t>
+      </w:r>
+    </w:p>
+    <w:p>
+      <w:pPr>
+        <w:pStyle w:val="BodyText"/>
+      </w:pPr>
+      <w:r>
+        <w:t xml:space="preserve">DIMA: И не обещайте. Просто не выбрасывайте его, пожалуйста.</w:t>
+      </w:r>
+    </w:p>
+    <w:p>
+      <w:pPr>
+        <w:pStyle w:val="BodyText"/>
+      </w:pPr>
+      <w:r>
+        <w:t xml:space="preserve">KRISTINA: Всё, идите. У меня в час клиентка, губы.</w:t>
       </w:r>
     </w:p>
     <w:bookmarkEnd w:id="24"/>
@@ -1625,119 +1625,119 @@
         <w:pStyle w:val="FirstParagraph"/>
       </w:pPr>
       <w:r>
-        <w:t xml:space="preserve">DIMA: Она не злая, Алексей Николаевич.</w:t>
-      </w:r>
-    </w:p>
-    <w:p>
-      <w:pPr>
-        <w:pStyle w:val="BodyText"/>
-      </w:pPr>
-      <w:r>
-        <w:t xml:space="preserve">ALEKSEY: Не злая. Она не знает, чего не знает. Это опаснее.</w:t>
-      </w:r>
-    </w:p>
-    <w:p>
-      <w:pPr>
-        <w:pStyle w:val="BodyText"/>
-      </w:pPr>
-      <w:r>
-        <w:t xml:space="preserve">DIMA: У нас в деревне был ветеринар без диплома. Его все любили: дёшево, быстро, добрый. Лечил всех коров района. Пока у председателя не умерла лучшая корова.</w:t>
-      </w:r>
-    </w:p>
-    <w:p>
-      <w:pPr>
-        <w:pStyle w:val="BodyText"/>
-      </w:pPr>
-      <w:r>
-        <w:t xml:space="preserve">ALEKSEY: И что потом?</w:t>
-      </w:r>
-    </w:p>
-    <w:p>
-      <w:pPr>
-        <w:pStyle w:val="BodyText"/>
-      </w:pPr>
-      <w:r>
-        <w:t xml:space="preserve">DIMA: Потом все вспомнили, что он без диплома. А раньше никто не спрашивал.</w:t>
-      </w:r>
-    </w:p>
-    <w:p>
-      <w:pPr>
-        <w:pStyle w:val="BodyText"/>
-      </w:pPr>
-      <w:r>
-        <w:t xml:space="preserve">ALEKSEY: Позвоню Ирине. Ирина? Артур. Карго через Казахстан. Платят на карту.</w:t>
-      </w:r>
-    </w:p>
-    <w:p>
-      <w:pPr>
-        <w:pStyle w:val="BodyText"/>
-      </w:pPr>
-      <w:r>
-        <w:t xml:space="preserve">IRINA: Тот же Артур, что у Сафиной. Одна цепочка. Я записала в «Риски».</w:t>
-      </w:r>
-    </w:p>
-    <w:p>
-      <w:pPr>
-        <w:pStyle w:val="BodyText"/>
-      </w:pPr>
-      <w:r>
-        <w:t xml:space="preserve">ALEKSEY: И ещё. У неё сто мастеров. Четыре тысячи женщин в месяц.</w:t>
-      </w:r>
-    </w:p>
-    <w:p>
-      <w:pPr>
-        <w:pStyle w:val="BodyText"/>
-      </w:pPr>
-      <w:r>
-        <w:t xml:space="preserve">IRINA: Четыре тысячи в месяц. Это почти столько, сколько мы продали шприцев за полгода.</w:t>
-      </w:r>
-    </w:p>
-    <w:p>
-      <w:pPr>
-        <w:pStyle w:val="BodyText"/>
-      </w:pPr>
-      <w:r>
-        <w:t xml:space="preserve">ALEKSEY: Да. Мы маленькие, Ирина. А серый рынок — большой.</w:t>
-      </w:r>
-    </w:p>
-    <w:p>
-      <w:pPr>
-        <w:pStyle w:val="BodyText"/>
-      </w:pPr>
-      <w:r>
-        <w:t xml:space="preserve">IRINA: Маленькие, но с номерами. Это единственное, чего у нас больше.</w:t>
-      </w:r>
-    </w:p>
-    <w:p>
-      <w:pPr>
-        <w:pStyle w:val="BodyText"/>
-      </w:pPr>
-      <w:r>
-        <w:t xml:space="preserve">DIMA: Алексей Николаевич, сообщение. Незнакомый номер.</w:t>
-      </w:r>
-    </w:p>
-    <w:p>
-      <w:pPr>
-        <w:pStyle w:val="BodyText"/>
-      </w:pPr>
-      <w:r>
-        <w:t xml:space="preserve">ALEKSEY: Кристина?</w:t>
-      </w:r>
-    </w:p>
-    <w:p>
-      <w:pPr>
-        <w:pStyle w:val="BodyText"/>
-      </w:pPr>
-      <w:r>
-        <w:t xml:space="preserve">DIMA: «Номер записала. На всякий случай. Никому не говорите».</w:t>
-      </w:r>
-    </w:p>
-    <w:p>
-      <w:pPr>
-        <w:pStyle w:val="BodyText"/>
-      </w:pPr>
-      <w:r>
-        <w:t xml:space="preserve">ALEKSEY: Не скажем. Это её первый правильный шаг.</w:t>
+        <w:t xml:space="preserve">DIMA: Знаете, Алексей Николаевич, она ведь не злая.</w:t>
+      </w:r>
+    </w:p>
+    <w:p>
+      <w:pPr>
+        <w:pStyle w:val="BodyText"/>
+      </w:pPr>
+      <w:r>
+        <w:t xml:space="preserve">ALEKSEY: Не злая. Она не знает, чего не знает, и это гораздо опаснее, чем злость.</w:t>
+      </w:r>
+    </w:p>
+    <w:p>
+      <w:pPr>
+        <w:pStyle w:val="BodyText"/>
+      </w:pPr>
+      <w:r>
+        <w:t xml:space="preserve">DIMA: У нас в деревне был ветеринар без диплома. Его все любили, потому что он лечил дёшево, быстро и по-доброму. Он лечил всех коров района, пока у председателя не умерла лучшая корова.</w:t>
+      </w:r>
+    </w:p>
+    <w:p>
+      <w:pPr>
+        <w:pStyle w:val="BodyText"/>
+      </w:pPr>
+      <w:r>
+        <w:t xml:space="preserve">ALEKSEY: И что было потом?</w:t>
+      </w:r>
+    </w:p>
+    <w:p>
+      <w:pPr>
+        <w:pStyle w:val="BodyText"/>
+      </w:pPr>
+      <w:r>
+        <w:t xml:space="preserve">DIMA: Потом все вдруг вспомнили, что он без диплома, хотя раньше никто об этом не спрашивал.</w:t>
+      </w:r>
+    </w:p>
+    <w:p>
+      <w:pPr>
+        <w:pStyle w:val="BodyText"/>
+      </w:pPr>
+      <w:r>
+        <w:t xml:space="preserve">ALEKSEY: Позвоню Ирине. Ирина? Это Артур. Карго через Казахстан, а платят ему на карту.</w:t>
+      </w:r>
+    </w:p>
+    <w:p>
+      <w:pPr>
+        <w:pStyle w:val="BodyText"/>
+      </w:pPr>
+      <w:r>
+        <w:t xml:space="preserve">IRINA: Это тот же Артур, что и у Сафиной, значит, цепочка одна. Я уже записала это в «Риски».</w:t>
+      </w:r>
+    </w:p>
+    <w:p>
+      <w:pPr>
+        <w:pStyle w:val="BodyText"/>
+      </w:pPr>
+      <w:r>
+        <w:t xml:space="preserve">ALEKSEY: И ещё: у неё сто мастеров, а это четыре тысячи женщин в месяц.</w:t>
+      </w:r>
+    </w:p>
+    <w:p>
+      <w:pPr>
+        <w:pStyle w:val="BodyText"/>
+      </w:pPr>
+      <w:r>
+        <w:t xml:space="preserve">IRINA: Четыре тысячи в месяц? Это почти столько же, сколько мы продали шприцев за полгода.</w:t>
+      </w:r>
+    </w:p>
+    <w:p>
+      <w:pPr>
+        <w:pStyle w:val="BodyText"/>
+      </w:pPr>
+      <w:r>
+        <w:t xml:space="preserve">ALEKSEY: Да. Мы маленькие, Ирина, а серый рынок большой.</w:t>
+      </w:r>
+    </w:p>
+    <w:p>
+      <w:pPr>
+        <w:pStyle w:val="BodyText"/>
+      </w:pPr>
+      <w:r>
+        <w:t xml:space="preserve">IRINA: Маленькие, но с номерами. И это единственное, чего у нас больше, чем у них.</w:t>
+      </w:r>
+    </w:p>
+    <w:p>
+      <w:pPr>
+        <w:pStyle w:val="BodyText"/>
+      </w:pPr>
+      <w:r>
+        <w:t xml:space="preserve">DIMA: Алексей Николаевич, пришло сообщение с незнакомого номера.</w:t>
+      </w:r>
+    </w:p>
+    <w:p>
+      <w:pPr>
+        <w:pStyle w:val="BodyText"/>
+      </w:pPr>
+      <w:r>
+        <w:t xml:space="preserve">ALEKSEY: Это Кристина?</w:t>
+      </w:r>
+    </w:p>
+    <w:p>
+      <w:pPr>
+        <w:pStyle w:val="BodyText"/>
+      </w:pPr>
+      <w:r>
+        <w:t xml:space="preserve">DIMA: Да, она пишет: «Номер записала. На всякий случай. Никому не говорите».</w:t>
+      </w:r>
+    </w:p>
+    <w:p>
+      <w:pPr>
+        <w:pStyle w:val="BodyText"/>
+      </w:pPr>
+      <w:r>
+        <w:t xml:space="preserve">ALEKSEY: Не скажем. Это её первый правильный шаг, и он для нас очень важен.</w:t>
       </w:r>
     </w:p>
     <w:p>
@@ -2639,7 +2639,7 @@
         <w:t xml:space="preserve">“</w:t>
       </w:r>
       <w:r>
-        <w:t xml:space="preserve">Я? Нет. Есть Артур. Он возит. Через Казахстан, карго. Без таможни, без бумажек. Так все возят. Это называется серый ввоз. Ничего страшного, так всю косметику возят.</w:t>
+        <w:t xml:space="preserve">Я? Нет, конечно. Есть Артур, и он возит. Через Казахстан, карго. Без таможни, без бумажек. Так все возят. Это называется серый ввоз. Ничего страшного, так всю косметику возят, и никто не жалуется.</w:t>
       </w:r>
       <w:r>
         <w:t xml:space="preserve">”</w:t>
@@ -2719,19 +2719,19 @@
               <w:jc w:val="left"/>
             </w:pPr>
             <w:r>
-              <w:t xml:space="preserve">Я? Нет.</w:t>
-            </w:r>
-          </w:p>
-        </w:tc>
-        <w:tc>
-          <w:tcPr/>
-          <w:p>
-            <w:pPr>
-              <w:pStyle w:val="Compact"/>
-              <w:jc w:val="left"/>
-            </w:pPr>
-            <w:r>
-              <w:t xml:space="preserve">되묻기 + 부정</w:t>
+              <w:t xml:space="preserve">Я? Нет, конечно.</w:t>
+            </w:r>
+          </w:p>
+        </w:tc>
+        <w:tc>
+          <w:tcPr/>
+          <w:p>
+            <w:pPr>
+              <w:pStyle w:val="Compact"/>
+              <w:jc w:val="left"/>
+            </w:pPr>
+            <w:r>
+              <w:t xml:space="preserve">되묻기 + 당연하다는 부정</w:t>
             </w:r>
           </w:p>
         </w:tc>
@@ -2757,19 +2757,19 @@
               <w:jc w:val="left"/>
             </w:pPr>
             <w:r>
-              <w:t xml:space="preserve">Есть Артур. Он возит.</w:t>
-            </w:r>
-          </w:p>
-        </w:tc>
-        <w:tc>
-          <w:tcPr/>
-          <w:p>
-            <w:pPr>
-              <w:pStyle w:val="Compact"/>
-              <w:jc w:val="left"/>
-            </w:pPr>
-            <w:r>
-              <w:t xml:space="preserve">есть + 주격(존재)</w:t>
+              <w:t xml:space="preserve">Есть Артур, и он возит.</w:t>
+            </w:r>
+          </w:p>
+        </w:tc>
+        <w:tc>
+          <w:tcPr/>
+          <w:p>
+            <w:pPr>
+              <w:pStyle w:val="Compact"/>
+              <w:jc w:val="left"/>
+            </w:pPr>
+            <w:r>
+              <w:t xml:space="preserve">есть + 주격(존재) + и로 행위 연결</w:t>
             </w:r>
           </w:p>
         </w:tc>
@@ -2909,19 +2909,19 @@
               <w:jc w:val="left"/>
             </w:pPr>
             <w:r>
-              <w:t xml:space="preserve">Ничего страшного…</w:t>
-            </w:r>
-          </w:p>
-        </w:tc>
-        <w:tc>
-          <w:tcPr/>
-          <w:p>
-            <w:pPr>
-              <w:pStyle w:val="Compact"/>
-              <w:jc w:val="left"/>
-            </w:pPr>
-            <w:r>
-              <w:t xml:space="preserve">위험 축소 관용구</w:t>
+              <w:t xml:space="preserve">Ничего страшного…, и никто не жалуется.</w:t>
+            </w:r>
+          </w:p>
+        </w:tc>
+        <w:tc>
+          <w:tcPr/>
+          <w:p>
+            <w:pPr>
+              <w:pStyle w:val="Compact"/>
+              <w:jc w:val="left"/>
+            </w:pPr>
+            <w:r>
+              <w:t xml:space="preserve">위험 축소 관용구 + 근거처럼 덧붙인 일반화</w:t>
             </w:r>
           </w:p>
         </w:tc>
@@ -2945,7 +2945,7 @@
         <w:t xml:space="preserve">“</w:t>
       </w:r>
       <w:r>
-        <w:t xml:space="preserve">Есть X. Он… Через… Без…, без… Так все… Это называется…</w:t>
+        <w:t xml:space="preserve">Есть X, и он… Через… Без…, без… Так все… Это называется… Ничего страшного, …, и никто не…</w:t>
       </w:r>
       <w:r>
         <w:t xml:space="preserve">”</w:t>
@@ -2964,7 +2964,7 @@
         <w:t xml:space="preserve"> </w:t>
       </w:r>
       <w:r>
-        <w:t xml:space="preserve">через · без · так все</w:t>
+        <w:t xml:space="preserve">через · без · так все · и никто не…(그리고 아무도 ~않는다)</w:t>
       </w:r>
       <w:r>
         <w:t xml:space="preserve"> </w:t>
@@ -2995,7 +2995,7 @@
         <w:t xml:space="preserve">”</w:t>
       </w:r>
       <w:r>
-        <w:t xml:space="preserve">며 정당화하는 사람의 말을 25~30단어로 만들고, 그에 대한 반박 한 문장을 덧붙이기.</w:t>
+        <w:t xml:space="preserve">며 정당화하는 사람의 말을 30~50단어로 만들고, 그에 대한 반박 한 문장을 덧붙이기.</w:t>
       </w:r>
     </w:p>
     <w:bookmarkEnd w:id="30"/>
@@ -3448,119 +3448,119 @@
         <w:pStyle w:val="FirstParagraph"/>
       </w:pPr>
       <w:r>
-        <w:t xml:space="preserve">이리나: 안내문 결과. 12월 30일에 의사 600명에게 발송.</w:t>
-      </w:r>
-    </w:p>
-    <w:p>
-      <w:pPr>
-        <w:pStyle w:val="BodyText"/>
-      </w:pPr>
-      <w:r>
-        <w:t xml:space="preserve">디마: 연휴 동안 상담선에 58명이 전화했어요. 번호를 확인했어요.</w:t>
-      </w:r>
-    </w:p>
-    <w:p>
-      <w:pPr>
-        <w:pStyle w:val="BodyText"/>
-      </w:pPr>
-      <w:r>
-        <w:t xml:space="preserve">올가: 연휴에 의사 58명. 예상보다 많네요.</w:t>
-      </w:r>
-    </w:p>
-    <w:p>
-      <w:pPr>
-        <w:pStyle w:val="BodyText"/>
-      </w:pPr>
-      <w:r>
-        <w:t xml:space="preserve">이리나: 네 명이 자기 클리닉에서 러시아어 스티커 없는 상자를 찾았어요. 「아는 공급자」한테 샀대요.</w:t>
-      </w:r>
-    </w:p>
-    <w:p>
-      <w:pPr>
-        <w:pStyle w:val="BodyText"/>
-      </w:pPr>
-      <w:r>
-        <w:t xml:space="preserve">올가: 「아는 공급자」. 누구나 하나씩 있죠. 그리고 아무도 그 사람 성을 몰라요.</w:t>
-      </w:r>
-    </w:p>
-    <w:p>
-      <w:pPr>
-        <w:pStyle w:val="BodyText"/>
-      </w:pPr>
-      <w:r>
-        <w:t xml:space="preserve">디마: 그리고 전화 두 통 더. 의사 아니에요. 고객들. 부기로. 둘 다 마스터한테 맞았어요.</w:t>
-      </w:r>
-    </w:p>
-    <w:p>
-      <w:pPr>
-        <w:pStyle w:val="BodyText"/>
-      </w:pPr>
-      <w:r>
-        <w:t xml:space="preserve">이리나: 같은 마스터한테요?</w:t>
-      </w:r>
-    </w:p>
-    <w:p>
-      <w:pPr>
-        <w:pStyle w:val="BodyText"/>
-      </w:pPr>
-      <w:r>
-        <w:t xml:space="preserve">디마: 같은 사람이요. 둘 다 같은 이름을 댔어요. 크리스티나.</w:t>
-      </w:r>
-    </w:p>
-    <w:p>
-      <w:pPr>
-        <w:pStyle w:val="BodyText"/>
-      </w:pPr>
-      <w:r>
-        <w:t xml:space="preserve">올가: 간호사들이 도와줬어요?</w:t>
-      </w:r>
-    </w:p>
-    <w:p>
-      <w:pPr>
-        <w:pStyle w:val="BodyText"/>
-      </w:pPr>
-      <w:r>
-        <w:t xml:space="preserve">디마: 도와줬어요. 코르닐로바에게 보냈어요. 지금은 둘 다 괜찮아요.</w:t>
-      </w:r>
-    </w:p>
-    <w:p>
-      <w:pPr>
-        <w:pStyle w:val="BodyText"/>
-      </w:pPr>
-      <w:r>
-        <w:t xml:space="preserve">알렉세이: 좋은 아침. 전화 얘기 들었어. 크리스티나는 그 사람들이 우리한테 전화하는 걸 알아?</w:t>
-      </w:r>
-    </w:p>
-    <w:p>
-      <w:pPr>
-        <w:pStyle w:val="BodyText"/>
-      </w:pPr>
-      <w:r>
-        <w:t xml:space="preserve">디마: 모르겠어요. 잠깐만요. 전화가 와요. 모르는 번호예요.</w:t>
-      </w:r>
-    </w:p>
-    <w:p>
-      <w:pPr>
-        <w:pStyle w:val="BodyText"/>
-      </w:pPr>
-      <w:r>
-        <w:t xml:space="preserve">이리나: 스피커폰으로 해요. 그리고 켰다고 말해요.</w:t>
-      </w:r>
-    </w:p>
-    <w:p>
-      <w:pPr>
-        <w:pStyle w:val="BodyText"/>
-      </w:pPr>
-      <w:r>
-        <w:t xml:space="preserve">디마: 여보세요. 「모스트 메디컬」 드미트리 코발료프입니다. 미리 말씀드리면: 스피커폰입니다.</w:t>
-      </w:r>
-    </w:p>
-    <w:p>
-      <w:pPr>
-        <w:pStyle w:val="BodyText"/>
-      </w:pPr>
-      <w:r>
-        <w:t xml:space="preserve">크리스티나: 잘됐네요. 다 들으라고 해요. 크리스티나예요. 당신들이 내 사업을 망치고 있어요.</w:t>
+        <w:t xml:space="preserve">이리나: 안내문 결과를 정리해 보죠. 연휴 직전인 12월 30일에 의사 600명에게 발송했어요.</w:t>
+      </w:r>
+    </w:p>
+    <w:p>
+      <w:pPr>
+        <w:pStyle w:val="BodyText"/>
+      </w:pPr>
+      <w:r>
+        <w:t xml:space="preserve">디마: 연휴 동안 상담선에 58명이 전화했고, 거의 다 상자에 있는 번호를 확인했어요.</w:t>
+      </w:r>
+    </w:p>
+    <w:p>
+      <w:pPr>
+        <w:pStyle w:val="BodyText"/>
+      </w:pPr>
+      <w:r>
+        <w:t xml:space="preserve">올가: 연휴에 의사 58명이 전화를 했다고요? 솔직히 예상보다 많네요.</w:t>
+      </w:r>
+    </w:p>
+    <w:p>
+      <w:pPr>
+        <w:pStyle w:val="BodyText"/>
+      </w:pPr>
+      <w:r>
+        <w:t xml:space="preserve">이리나: 네 명이 자기 클리닉에서 러시아어 스티커 없는 상자를 찾았어요. 모두 「아는 공급자」한테 샀대요.</w:t>
+      </w:r>
+    </w:p>
+    <w:p>
+      <w:pPr>
+        <w:pStyle w:val="BodyText"/>
+      </w:pPr>
+      <w:r>
+        <w:t xml:space="preserve">올가: 「아는 공급자」는 의사마다 다 있죠. 그런데 왠지 아무도 그 사람 성을 몰라요.</w:t>
+      </w:r>
+    </w:p>
+    <w:p>
+      <w:pPr>
+        <w:pStyle w:val="BodyText"/>
+      </w:pPr>
+      <w:r>
+        <w:t xml:space="preserve">디마: 그리고 전화가 두 통 더 있었는데, 의사가 아니라 부기가 생긴 고객들이었어요. 둘 다 마스터한테 맞았대요.</w:t>
+      </w:r>
+    </w:p>
+    <w:p>
+      <w:pPr>
+        <w:pStyle w:val="BodyText"/>
+      </w:pPr>
+      <w:r>
+        <w:t xml:space="preserve">이리나: 잠깐, 같은 마스터한테요?</w:t>
+      </w:r>
+    </w:p>
+    <w:p>
+      <w:pPr>
+        <w:pStyle w:val="BodyText"/>
+      </w:pPr>
+      <w:r>
+        <w:t xml:space="preserve">디마: 네, 같은 사람이요. 둘 다 똑같은 이름을 댔어요. 크리스티나.</w:t>
+      </w:r>
+    </w:p>
+    <w:p>
+      <w:pPr>
+        <w:pStyle w:val="BodyText"/>
+      </w:pPr>
+      <w:r>
+        <w:t xml:space="preserve">올가: 상담선 간호사들이 도와줄 수 있었어요?</w:t>
+      </w:r>
+    </w:p>
+    <w:p>
+      <w:pPr>
+        <w:pStyle w:val="BodyText"/>
+      </w:pPr>
+      <w:r>
+        <w:t xml:space="preserve">디마: 도와줬어요. 두 사람 다 코르닐로바에게 보냈고, 지금은 둘 다 괜찮아요.</w:t>
+      </w:r>
+    </w:p>
+    <w:p>
+      <w:pPr>
+        <w:pStyle w:val="BodyText"/>
+      </w:pPr>
+      <w:r>
+        <w:t xml:space="preserve">알렉세이: 좋은 아침. 전화 얘기는 들었어. 크리스티나는 자기 고객들이 우리한테 전화하는 걸 알아?</w:t>
+      </w:r>
+    </w:p>
+    <w:p>
+      <w:pPr>
+        <w:pStyle w:val="BodyText"/>
+      </w:pPr>
+      <w:r>
+        <w:t xml:space="preserve">디마: 모르겠어요. 잠깐만요, 마침 전화가 오는데 모르는 번호예요.</w:t>
+      </w:r>
+    </w:p>
+    <w:p>
+      <w:pPr>
+        <w:pStyle w:val="BodyText"/>
+      </w:pPr>
+      <w:r>
+        <w:t xml:space="preserve">이리나: 스피커폰으로 해 줘요. 그리고 켰다는 걸 꼭 말해요.</w:t>
+      </w:r>
+    </w:p>
+    <w:p>
+      <w:pPr>
+        <w:pStyle w:val="BodyText"/>
+      </w:pPr>
+      <w:r>
+        <w:t xml:space="preserve">디마: 여보세요. 「모스트 메디컬」 드미트리 코발료프입니다. 미리 말씀드리면 스피커폰입니다.</w:t>
+      </w:r>
+    </w:p>
+    <w:p>
+      <w:pPr>
+        <w:pStyle w:val="BodyText"/>
+      </w:pPr>
+      <w:r>
+        <w:t xml:space="preserve">크리스티나: 잘됐네요, 다 들으라고 해요. 크리스티나예요. 당신들이 내 사업을 망치고 있어요. 왜 그러는지 알고 싶어요.</w:t>
       </w:r>
     </w:p>
     <w:bookmarkEnd w:id="33"/>
@@ -3578,63 +3578,63 @@
         <w:pStyle w:val="FirstParagraph"/>
       </w:pPr>
       <w:r>
-        <w:t xml:space="preserve">디마: 안녕하세요, 크리스티나. 저희가 어떻게 사업을 망치고 있죠?</w:t>
-      </w:r>
-    </w:p>
-    <w:p>
-      <w:pPr>
-        <w:pStyle w:val="BodyText"/>
-      </w:pPr>
-      <w:r>
-        <w:t xml:space="preserve">크리스티나: 그 편지로요. 내 고객들이 이제 러시아어 스티커를 물어봐요. 무슨 번호를요. 두 명이 떠났어요. 한 명은 이랬어요: 「엉뚱한 걸 놓으시네요」. 당신들이 그렇게 말했어요? 내 이름을 댔어요?</w:t>
-      </w:r>
-    </w:p>
-    <w:p>
-      <w:pPr>
-        <w:pStyle w:val="BodyText"/>
-      </w:pPr>
-      <w:r>
-        <w:t xml:space="preserve">알렉세이: 크리스티나, 대표 알렉세이 보론초프입니다. 당신 이름은 말하지 않았어요. 어디서도.</w:t>
-      </w:r>
-    </w:p>
-    <w:p>
-      <w:pPr>
-        <w:pStyle w:val="BodyText"/>
-      </w:pPr>
-      <w:r>
-        <w:t xml:space="preserve">크리스티나: 말은 안 했지만 다 알아들었어요. 똑똑하시잖아요. 알아듣게 썼죠.</w:t>
-      </w:r>
-    </w:p>
-    <w:p>
-      <w:pPr>
-        <w:pStyle w:val="BodyText"/>
-      </w:pPr>
-      <w:r>
-        <w:t xml:space="preserve">알렉세이: 우리 상품을 확인하는 방법을 썼어요. 그 외엔 없어요.</w:t>
-      </w:r>
-    </w:p>
-    <w:p>
-      <w:pPr>
-        <w:pStyle w:val="BodyText"/>
-      </w:pPr>
-      <w:r>
-        <w:t xml:space="preserve">크리스티나: 당신들 상품? 그건 한국 상품이에요. 내 것과 똑같아요. 두 배 비쌀 뿐이죠.</w:t>
-      </w:r>
-    </w:p>
-    <w:p>
-      <w:pPr>
-        <w:pStyle w:val="BodyText"/>
-      </w:pPr>
-      <w:r>
-        <w:t xml:space="preserve">올가: 똑같지 않아요. 스티커도 등록증도 없으면 — 똑같지 않아요.</w:t>
-      </w:r>
-    </w:p>
-    <w:p>
-      <w:pPr>
-        <w:pStyle w:val="BodyText"/>
-      </w:pPr>
-      <w:r>
-        <w:t xml:space="preserve">크리스티나: 이건 누구예요? 스티커는 종이 쪼가리예요. 안에 든 젤은 똑같아요.</w:t>
+        <w:t xml:space="preserve">디마: 안녕하세요, 크리스티나. 저희가 정확히 어떻게 사업을 망치고 있는지 설명해 주시겠어요?</w:t>
+      </w:r>
+    </w:p>
+    <w:p>
+      <w:pPr>
+        <w:pStyle w:val="BodyText"/>
+      </w:pPr>
+      <w:r>
+        <w:t xml:space="preserve">크리스티나: 그 편지로요. 내 고객들이 이제 러시아어 스티커랑 무슨 번호를 물어봐요. 두 명은 벌써 떠났고, 한 명은 대놓고 이랬어요: 「엉뚱한 걸 놓으시네요」. 당신들이 그렇게 말했어요? 내 이름을 댔어요?</w:t>
+      </w:r>
+    </w:p>
+    <w:p>
+      <w:pPr>
+        <w:pStyle w:val="BodyText"/>
+      </w:pPr>
+      <w:r>
+        <w:t xml:space="preserve">알렉세이: 크리스티나, 회사 대표 알렉세이 보론초프입니다. 당신 이름은 어디서도, 누구에게도 말하지 않았어요.</w:t>
+      </w:r>
+    </w:p>
+    <w:p>
+      <w:pPr>
+        <w:pStyle w:val="BodyText"/>
+      </w:pPr>
+      <w:r>
+        <w:t xml:space="preserve">크리스티나: 말은 안 했어도 다들 알아들었어요. 똑똑한 분들이니까 알아듣게 썼겠죠.</w:t>
+      </w:r>
+    </w:p>
+    <w:p>
+      <w:pPr>
+        <w:pStyle w:val="BodyText"/>
+      </w:pPr>
+      <w:r>
+        <w:t xml:space="preserve">알렉세이: 우린 우리 상품을 확인하는 방법만 썼어요. 그 외엔 아무것도 없어요.</w:t>
+      </w:r>
+    </w:p>
+    <w:p>
+      <w:pPr>
+        <w:pStyle w:val="BodyText"/>
+      </w:pPr>
+      <w:r>
+        <w:t xml:space="preserve">크리스티나: 당신들 상품? 그건 한국 상품이에요. 내 것과 똑같은데 두 배 비쌀 뿐이죠.</w:t>
+      </w:r>
+    </w:p>
+    <w:p>
+      <w:pPr>
+        <w:pStyle w:val="BodyText"/>
+      </w:pPr>
+      <w:r>
+        <w:t xml:space="preserve">올가: 아니요, 똑같지 않아요. 스티커도 등록증도 없으면 그건 이미 같은 상품이 아니에요.</w:t>
+      </w:r>
+    </w:p>
+    <w:p>
+      <w:pPr>
+        <w:pStyle w:val="BodyText"/>
+      </w:pPr>
+      <w:r>
+        <w:t xml:space="preserve">크리스티나: 지금 말하는 건 누구예요? 스티커는 그냥 종이 쪼가리고, 안에 든 젤은 똑같아요.</w:t>
       </w:r>
     </w:p>
     <w:p>
@@ -3650,159 +3650,159 @@
         <w:pStyle w:val="BodyText"/>
       </w:pPr>
       <w:r>
-        <w:t xml:space="preserve">크리스티나: 어디서 왔는지 알 필요 없어요. 고객들이 만족하면 돼요.</w:t>
-      </w:r>
-    </w:p>
-    <w:p>
-      <w:pPr>
-        <w:pStyle w:val="BodyText"/>
-      </w:pPr>
-      <w:r>
-        <w:t xml:space="preserve">알렉세이: 크리스티나, 만나죠. 직접. 변호사 없이, 협박 없이. 그냥 얘기해요.</w:t>
-      </w:r>
-    </w:p>
-    <w:p>
-      <w:pPr>
-        <w:pStyle w:val="BodyText"/>
-      </w:pPr>
-      <w:r>
-        <w:t xml:space="preserve">크리스티나: 왜요? 내가 바보라고 설명하려고요?</w:t>
-      </w:r>
-    </w:p>
-    <w:p>
-      <w:pPr>
-        <w:pStyle w:val="BodyText"/>
-      </w:pPr>
-      <w:r>
-        <w:t xml:space="preserve">알렉세이: 당신이 어떻게 일하는지 내가 이해하려고요. 그리고 우리가 어떻게 일하는지 당신이 알도록.</w:t>
-      </w:r>
-    </w:p>
-    <w:p>
-      <w:pPr>
-        <w:pStyle w:val="BodyText"/>
-      </w:pPr>
-      <w:r>
-        <w:t xml:space="preserve">크리스티나: 좋아요. 내일 12시. 미티시, 내 스튜디오. 주소 보낼게요. 최대 두 명.</w:t>
-      </w:r>
-    </w:p>
-    <w:p>
-      <w:pPr>
-        <w:pStyle w:val="BodyText"/>
-      </w:pPr>
-      <w:r>
-        <w:t xml:space="preserve">알렉세이: 둘이 갈게요. 나와 드미트리. 내일 봬요.</w:t>
-      </w:r>
-    </w:p>
-    <w:p>
-      <w:pPr>
-        <w:pStyle w:val="BodyText"/>
-      </w:pPr>
-      <w:r>
-        <w:t xml:space="preserve">이리나: 회색 상품을 파는 사람한테 둘이서. 알렉세이, 그게 합리적이에요?</w:t>
-      </w:r>
-    </w:p>
-    <w:p>
-      <w:pPr>
-        <w:pStyle w:val="BodyText"/>
-      </w:pPr>
-      <w:r>
-        <w:t xml:space="preserve">알렉세이: 그 사람은 채널이 아니라 살아 있는 사람이에요. 눈을 보고 싶어요.</w:t>
-      </w:r>
-    </w:p>
-    <w:p>
-      <w:pPr>
-        <w:pStyle w:val="BodyText"/>
-      </w:pPr>
-      <w:r>
-        <w:t xml:space="preserve">올가: 그럼 규칙. 첫째: 동의 없이 녹음 금지. 둘째: 「위조품」이라는 말은 입에 올리지 말 것.</w:t>
-      </w:r>
-    </w:p>
-    <w:p>
-      <w:pPr>
-        <w:pStyle w:val="BodyText"/>
-      </w:pPr>
-      <w:r>
-        <w:t xml:space="preserve">알렉세이: 동의해요. 셋째는요?</w:t>
-      </w:r>
-    </w:p>
-    <w:p>
-      <w:pPr>
-        <w:pStyle w:val="BodyText"/>
-      </w:pPr>
-      <w:r>
-        <w:t xml:space="preserve">올가: 셋째: 약속하지 말 것. 돈도, 교육도, 침묵도. 그 사람은 바로 그걸 요구할 거예요.</w:t>
-      </w:r>
-    </w:p>
-    <w:p>
-      <w:pPr>
-        <w:pStyle w:val="BodyText"/>
-      </w:pPr>
-      <w:r>
-        <w:t xml:space="preserve">키릴: 저도 같이 가도 돼요? 저런 사람들과 얘기할 줄 알아요. 런던에서…</w:t>
-      </w:r>
-    </w:p>
-    <w:p>
-      <w:pPr>
-        <w:pStyle w:val="BodyText"/>
-      </w:pPr>
-      <w:r>
-        <w:t xml:space="preserve">디마: 키릴, 그 사람이 「최대 두 명」이라고 했어. 그쪽 조건이야. 우리 게 아니고.</w:t>
-      </w:r>
-    </w:p>
-    <w:p>
-      <w:pPr>
-        <w:pStyle w:val="BodyText"/>
-      </w:pPr>
-      <w:r>
-        <w:t xml:space="preserve">키릴: 알겠어요. 그럼 질문: 왜 가요? 그 사람은 안 바뀔 텐데.</w:t>
-      </w:r>
-    </w:p>
-    <w:p>
-      <w:pPr>
-        <w:pStyle w:val="BodyText"/>
-      </w:pPr>
-      <w:r>
-        <w:t xml:space="preserve">알렉세이: 상품이 어디서 오는지 알아야 해. 그게 없으면 우린 텔레그램 그림이랑 싸우는 거야.</w:t>
-      </w:r>
-    </w:p>
-    <w:p>
-      <w:pPr>
-        <w:pStyle w:val="BodyText"/>
-      </w:pPr>
-      <w:r>
-        <w:t xml:space="preserve">이리나: 그리고요. 공급자에게 어떻게 돈을 내는지 알아 와요. 사피나는 어떤 아르투르의 카드로 냈어요. 여기도 아르투르면 — 하나의 사슬이에요, 우연한 판매자 백 명이 아니라.</w:t>
-      </w:r>
-    </w:p>
-    <w:p>
-      <w:pPr>
-        <w:pStyle w:val="BodyText"/>
-      </w:pPr>
-      <w:r>
-        <w:t xml:space="preserve">디마: 아르투르. 기억했어요.</w:t>
-      </w:r>
-    </w:p>
-    <w:p>
-      <w:pPr>
-        <w:pStyle w:val="BodyText"/>
-      </w:pPr>
-      <w:r>
-        <w:t xml:space="preserve">올가: 직접 묻지 마요. 그런 사람들은 직접 물으면 답 안 해요. 그 사람 일에 대해 물어요.</w:t>
-      </w:r>
-    </w:p>
-    <w:p>
-      <w:pPr>
-        <w:pStyle w:val="BodyText"/>
-      </w:pPr>
-      <w:r>
-        <w:t xml:space="preserve">알렉세이: 왜 일에 대해서요?</w:t>
-      </w:r>
-    </w:p>
-    <w:p>
-      <w:pPr>
-        <w:pStyle w:val="BodyText"/>
-      </w:pPr>
-      <w:r>
-        <w:t xml:space="preserve">올가: 스물여섯 살, 프로필에 써 있어요. 아무도 그 사람에게 어떻게 일하냐고 물어본 적 없을 거예요. 「얼마예요」뿐이죠. 물어보면 — 원하는 것보다 더 많이 말할 거예요. 늘 통해요.</w:t>
+        <w:t xml:space="preserve">크리스티나: 난 그게 어디서 왔는지 알 필요 없어요. 내 고객들이 만족하기만 하면 돼요.</w:t>
+      </w:r>
+    </w:p>
+    <w:p>
+      <w:pPr>
+        <w:pStyle w:val="BodyText"/>
+      </w:pPr>
+      <w:r>
+        <w:t xml:space="preserve">알렉세이: 크리스티나, 직접 만나죠. 변호사 없이, 협박 없이. 얼굴을 다루는 일을 하는 두 사람으로서 그냥 얘기해요.</w:t>
+      </w:r>
+    </w:p>
+    <w:p>
+      <w:pPr>
+        <w:pStyle w:val="BodyText"/>
+      </w:pPr>
+      <w:r>
+        <w:t xml:space="preserve">크리스티나: 왜요? 내가 바보라고 길게 설명하려고요?</w:t>
+      </w:r>
+    </w:p>
+    <w:p>
+      <w:pPr>
+        <w:pStyle w:val="BodyText"/>
+      </w:pPr>
+      <w:r>
+        <w:t xml:space="preserve">알렉세이: 당신이 어떻게 일하는지 내가 이해하고, 우리가 어떻게 일하는지 당신이 이해하도록요.</w:t>
+      </w:r>
+    </w:p>
+    <w:p>
+      <w:pPr>
+        <w:pStyle w:val="BodyText"/>
+      </w:pPr>
+      <w:r>
+        <w:t xml:space="preserve">크리스티나: 좋아요. 내일 12시, 미티시에 있는 내 스튜디오로요. 주소는 보낼게요. 최대 두 명까지만 와요.</w:t>
+      </w:r>
+    </w:p>
+    <w:p>
+      <w:pPr>
+        <w:pStyle w:val="BodyText"/>
+      </w:pPr>
+      <w:r>
+        <w:t xml:space="preserve">알렉세이: 좋아요, 나와 드미트리 둘이 갈게요. 내일 봬요, 크리스티나.</w:t>
+      </w:r>
+    </w:p>
+    <w:p>
+      <w:pPr>
+        <w:pStyle w:val="BodyText"/>
+      </w:pPr>
+      <w:r>
+        <w:t xml:space="preserve">이리나: 회색 상품을 파는 사람한테 둘이서 간다고요? 알렉세이, 그게 합리적이라고 확신해요?</w:t>
+      </w:r>
+    </w:p>
+    <w:p>
+      <w:pPr>
+        <w:pStyle w:val="BodyText"/>
+      </w:pPr>
+      <w:r>
+        <w:t xml:space="preserve">알렉세이: 그 사람은 판매 채널이 아니라 살아 있는 사람이에요. 얘기할 때 그 사람 눈을 보고 싶어요.</w:t>
+      </w:r>
+    </w:p>
+    <w:p>
+      <w:pPr>
+        <w:pStyle w:val="BodyText"/>
+      </w:pPr>
+      <w:r>
+        <w:t xml:space="preserve">올가: 그럼 규칙이 필요해요. 첫째, 동의 없이 녹음 금지. 둘째, 「위조품」이라는 말은 아예 입에 올리지 말 것.</w:t>
+      </w:r>
+    </w:p>
+    <w:p>
+      <w:pPr>
+        <w:pStyle w:val="BodyText"/>
+      </w:pPr>
+      <w:r>
+        <w:t xml:space="preserve">알렉세이: 둘 다 동의해요. 셋째 규칙은 뭐예요?</w:t>
+      </w:r>
+    </w:p>
+    <w:p>
+      <w:pPr>
+        <w:pStyle w:val="BodyText"/>
+      </w:pPr>
+      <w:r>
+        <w:t xml:space="preserve">올가: 셋째, 아무것도 약속하지 말 것 — 돈도, 교육도, 침묵도. 믿으세요, 그 사람은 바로 그걸 요구할 거예요.</w:t>
+      </w:r>
+    </w:p>
+    <w:p>
+      <w:pPr>
+        <w:pStyle w:val="BodyText"/>
+      </w:pPr>
+      <w:r>
+        <w:t xml:space="preserve">키릴: 저도 같이 가도 돼요? 저런 사람들과 얘기할 줄 알거든요, 런던에서…</w:t>
+      </w:r>
+    </w:p>
+    <w:p>
+      <w:pPr>
+        <w:pStyle w:val="BodyText"/>
+      </w:pPr>
+      <w:r>
+        <w:t xml:space="preserve">디마: 키릴, 그 사람이 「최대 두 명」이라고 했어. 우리 조건이 아니라 그쪽 조건이고, 우린 그걸 지킬 거야.</w:t>
+      </w:r>
+    </w:p>
+    <w:p>
+      <w:pPr>
+        <w:pStyle w:val="BodyText"/>
+      </w:pPr>
+      <w:r>
+        <w:t xml:space="preserve">키릴: 알겠어요. 그럼 질문인데, 어차피 그 사람이 안 바뀔 거라면 왜 가는 거예요?</w:t>
+      </w:r>
+    </w:p>
+    <w:p>
+      <w:pPr>
+        <w:pStyle w:val="BodyText"/>
+      </w:pPr>
+      <w:r>
+        <w:t xml:space="preserve">알렉세이: 상품이 어디서 오는지 알아야 해. 그게 없으면 우린 그냥 텔레그램 그림이랑 싸우는 거야.</w:t>
+      </w:r>
+    </w:p>
+    <w:p>
+      <w:pPr>
+        <w:pStyle w:val="BodyText"/>
+      </w:pPr>
+      <w:r>
+        <w:t xml:space="preserve">이리나: 그리고 하나 더요. 공급자에게 어떻게 돈을 내는지 알아 와요. 기억하시겠지만 사피나는 어떤 아르투르의 카드로 냈어요. 여기서도 아르투르가 나오면, 우연한 판매자 백 명이 아니라 하나의 사슬이라는 뜻이에요.</w:t>
+      </w:r>
+    </w:p>
+    <w:p>
+      <w:pPr>
+        <w:pStyle w:val="BodyText"/>
+      </w:pPr>
+      <w:r>
+        <w:t xml:space="preserve">디마: 아르투르. 좋아요, 그 이름 기억했어요.</w:t>
+      </w:r>
+    </w:p>
+    <w:p>
+      <w:pPr>
+        <w:pStyle w:val="BodyText"/>
+      </w:pPr>
+      <w:r>
+        <w:t xml:space="preserve">올가: 다만 직접 묻지는 마요. 그런 사람들은 직접 물으면 답을 안 해요. 그 사람 일에 대해 물어요.</w:t>
+      </w:r>
+    </w:p>
+    <w:p>
+      <w:pPr>
+        <w:pStyle w:val="BodyText"/>
+      </w:pPr>
+      <w:r>
+        <w:t xml:space="preserve">알렉세이: 왜 하필 일에 대해서예요, 올가 페트로브나?</w:t>
+      </w:r>
+    </w:p>
+    <w:p>
+      <w:pPr>
+        <w:pStyle w:val="BodyText"/>
+      </w:pPr>
+      <w:r>
+        <w:t xml:space="preserve">올가: 스물여섯 살, 프로필에 써 있어요. 아무도 그 사람에게 어떻게 일하냐고 물어본 적 없을 거예요. 다들 「얼마예요」만 묻죠. 물어보면 원하는 것보다 더 많이 말할 거예요. 늘 통해요, 여러 번 확인했어요.</w:t>
       </w:r>
     </w:p>
     <w:p>
@@ -3818,39 +3818,39 @@
         <w:pStyle w:val="BodyText"/>
       </w:pPr>
       <w:r>
-        <w:t xml:space="preserve">올가: 전문가 20년이요. 전문가도 아무도 일에 대해 묻지 않는 사람이거든요.</w:t>
-      </w:r>
-    </w:p>
-    <w:p>
-      <w:pPr>
-        <w:pStyle w:val="BodyText"/>
-      </w:pPr>
-      <w:r>
-        <w:t xml:space="preserve">디마: 알렉세이 니콜라예비치, 거기 고객이 있으면요? 얼굴에 바늘을 꽂고?</w:t>
-      </w:r>
-    </w:p>
-    <w:p>
-      <w:pPr>
-        <w:pStyle w:val="BodyText"/>
-      </w:pPr>
-      <w:r>
-        <w:t xml:space="preserve">알렉세이: 그럼 기다려. 조용히. 그 사람 스튜디오야, 우리 클리닉이 아니고.</w:t>
-      </w:r>
-    </w:p>
-    <w:p>
-      <w:pPr>
-        <w:pStyle w:val="BodyText"/>
-      </w:pPr>
-      <w:r>
-        <w:t xml:space="preserve">디마: 우리 앞에서 뭔가 잘못되면요?</w:t>
-      </w:r>
-    </w:p>
-    <w:p>
-      <w:pPr>
-        <w:pStyle w:val="BodyText"/>
-      </w:pPr>
-      <w:r>
-        <w:t xml:space="preserve">알렉세이: 그럼 구급차 부르고 코르닐로바에게 전화해. 규칙은 나중이야.</w:t>
+        <w:t xml:space="preserve">올가: 전문가들과 일한 20년이요. 전문가도 아무도 자기 일에 대해 묻지 않는 사람이거든요.</w:t>
+      </w:r>
+    </w:p>
+    <w:p>
+      <w:pPr>
+        <w:pStyle w:val="BodyText"/>
+      </w:pPr>
+      <w:r>
+        <w:t xml:space="preserve">디마: 알렉세이 니콜라예비치, 거기 얼굴에 바늘을 꽂은 고객이 있으면 어떻게 해요?</w:t>
+      </w:r>
+    </w:p>
+    <w:p>
+      <w:pPr>
+        <w:pStyle w:val="BodyText"/>
+      </w:pPr>
+      <w:r>
+        <w:t xml:space="preserve">알렉세이: 그럼 조용히 기다려. 거긴 우리 클리닉이 아니라 그 사람 스튜디오고, 규칙도 그 사람 거야.</w:t>
+      </w:r>
+    </w:p>
+    <w:p>
+      <w:pPr>
+        <w:pStyle w:val="BodyText"/>
+      </w:pPr>
+      <w:r>
+        <w:t xml:space="preserve">디마: 우리 앞에서 바로 뭔가 잘못되면요?</w:t>
+      </w:r>
+    </w:p>
+    <w:p>
+      <w:pPr>
+        <w:pStyle w:val="BodyText"/>
+      </w:pPr>
+      <w:r>
+        <w:t xml:space="preserve">알렉세이: 그럼 바로 구급차 부르고 코르닐로바에게 전화해. 규칙은 나중에 얘기하고.</w:t>
       </w:r>
     </w:p>
     <w:bookmarkEnd w:id="34"/>
@@ -3868,199 +3868,199 @@
         <w:pStyle w:val="FirstParagraph"/>
       </w:pPr>
       <w:r>
-        <w:t xml:space="preserve">크리스티나: 12시 정각이네요. 영화처럼. 들어오세요. 신발은 안 벗으셔도 돼요.</w:t>
-      </w:r>
-    </w:p>
-    <w:p>
-      <w:pPr>
-        <w:pStyle w:val="BodyText"/>
-      </w:pPr>
-      <w:r>
-        <w:t xml:space="preserve">알렉세이: 들여보내 줘서 고마워요. 예쁘네요.</w:t>
-      </w:r>
-    </w:p>
-    <w:p>
-      <w:pPr>
-        <w:pStyle w:val="BodyText"/>
-      </w:pPr>
-      <w:r>
-        <w:t xml:space="preserve">크리스티나: 3년 모았어요. 전엔 부엌에서 네일을 했어요. 이제 — 이거예요.</w:t>
-      </w:r>
-    </w:p>
-    <w:p>
-      <w:pPr>
-        <w:pStyle w:val="BodyText"/>
-      </w:pPr>
-      <w:r>
-        <w:t xml:space="preserve">디마: 저긴 뭐예요? 커튼 뒤에?</w:t>
-      </w:r>
-    </w:p>
-    <w:p>
-      <w:pPr>
-        <w:pStyle w:val="BodyText"/>
-      </w:pPr>
-      <w:r>
-        <w:t xml:space="preserve">크리스티나: 시술실. 거기서 주사해요. 침대, 조명, 전부 멸균. 내가 직접 닦아요.</w:t>
-      </w:r>
-    </w:p>
-    <w:p>
-      <w:pPr>
-        <w:pStyle w:val="BodyText"/>
-      </w:pPr>
-      <w:r>
-        <w:t xml:space="preserve">알렉세이: 크리스티나, 일에 대해 물어도 돼요? 주사는 어떻게 시작했어요?</w:t>
-      </w:r>
-    </w:p>
-    <w:p>
-      <w:pPr>
-        <w:pStyle w:val="BodyText"/>
-      </w:pPr>
-      <w:r>
-        <w:t xml:space="preserve">크리스티나: 일에 대해서요? 아무도 일에 대해 안 물었어요. 가격만.</w:t>
-      </w:r>
-    </w:p>
-    <w:p>
-      <w:pPr>
-        <w:pStyle w:val="BodyText"/>
-      </w:pPr>
-      <w:r>
-        <w:t xml:space="preserve">알렉세이: 내가 물어요.</w:t>
-      </w:r>
-    </w:p>
-    <w:p>
-      <w:pPr>
-        <w:pStyle w:val="BodyText"/>
-      </w:pPr>
-      <w:r>
-        <w:t xml:space="preserve">크리스티나: 좋아요. 스물두 살이었어요. 이바노보에서 네일을 했어요. 어느 날 고객이 그랬어요: 「입술 하고 싶은데 클리닉은 2만이야」. 영상을 봤어요. 온라인 강좌를 5천에 샀어요. 한 달 뒤엔 친구들한테 놓고 있었죠.</w:t>
-      </w:r>
-    </w:p>
-    <w:p>
-      <w:pPr>
-        <w:pStyle w:val="BodyText"/>
-      </w:pPr>
-      <w:r>
-        <w:t xml:space="preserve">디마: 한 달 뒤. 해부학은 어디서 배웠어요?</w:t>
-      </w:r>
-    </w:p>
-    <w:p>
-      <w:pPr>
-        <w:pStyle w:val="BodyText"/>
-      </w:pPr>
-      <w:r>
-        <w:t xml:space="preserve">크리스티나: 영상에서요. 다 나와요. 혈관, 포인트. 스무 번쯤 봤어요.</w:t>
-      </w:r>
-    </w:p>
-    <w:p>
-      <w:pPr>
-        <w:pStyle w:val="BodyText"/>
-      </w:pPr>
-      <w:r>
-        <w:t xml:space="preserve">알렉세이: 지금 고객이 몇 명이에요?</w:t>
-      </w:r>
-    </w:p>
-    <w:p>
-      <w:pPr>
-        <w:pStyle w:val="BodyText"/>
-      </w:pPr>
-      <w:r>
-        <w:t xml:space="preserve">크리스티나: 한 달에 40명쯤. 그리고 다른 마스터들한테 젤도 팔아요. 그게 더 남아요.</w:t>
-      </w:r>
-    </w:p>
-    <w:p>
-      <w:pPr>
-        <w:pStyle w:val="BodyText"/>
-      </w:pPr>
-      <w:r>
-        <w:t xml:space="preserve">디마: 마스터 몇 명이 사요?</w:t>
-      </w:r>
-    </w:p>
-    <w:p>
-      <w:pPr>
-        <w:pStyle w:val="BodyText"/>
-      </w:pPr>
-      <w:r>
-        <w:t xml:space="preserve">크리스티나: 100명쯤. 러시아 전역. 카잔, 사마라, 크라스노다르. 강좌도 줘요. 내 영상.</w:t>
-      </w:r>
-    </w:p>
-    <w:p>
-      <w:pPr>
-        <w:pStyle w:val="BodyText"/>
-      </w:pPr>
-      <w:r>
-        <w:t xml:space="preserve">알렉세이: 마스터 100명. 각자 고객 40명.</w:t>
-      </w:r>
-    </w:p>
-    <w:p>
-      <w:pPr>
-        <w:pStyle w:val="BodyText"/>
-      </w:pPr>
-      <w:r>
-        <w:t xml:space="preserve">크리스티나: 세무서처럼 계산하시네요. 왜요?</w:t>
-      </w:r>
-    </w:p>
-    <w:p>
-      <w:pPr>
-        <w:pStyle w:val="BodyText"/>
-      </w:pPr>
-      <w:r>
-        <w:t xml:space="preserve">알렉세이: 한 달에 여성 4천 명. 그게 얼마나 되는지 알고 싶었을 뿐이에요.</w:t>
-      </w:r>
-    </w:p>
-    <w:p>
-      <w:pPr>
-        <w:pStyle w:val="BodyText"/>
-      </w:pPr>
-      <w:r>
-        <w:t xml:space="preserve">크리스티나: 만족한 여성 4천 명. 그게 얼마인지예요.</w:t>
-      </w:r>
-    </w:p>
-    <w:p>
-      <w:pPr>
-        <w:pStyle w:val="BodyText"/>
-      </w:pPr>
-      <w:r>
-        <w:t xml:space="preserve">디마: 젤은 어디서 와요? 직접 한국에서 가져와요?</w:t>
-      </w:r>
-    </w:p>
-    <w:p>
-      <w:pPr>
-        <w:pStyle w:val="BodyText"/>
-      </w:pPr>
-      <w:r>
-        <w:t xml:space="preserve">크리스티나: 내가요? 아니요. 아르투르가 있어요. 그 사람이 가져와요. 카자흐스탄 경유, 카고. 세관 없이, 서류 없이. 다들 그렇게 가져와요. 그걸 회색 반입이라고 해요. 별일 아니에요, 화장품 다 그렇게 들어와요.</w:t>
-      </w:r>
-    </w:p>
-    <w:p>
-      <w:pPr>
-        <w:pStyle w:val="BodyText"/>
-      </w:pPr>
-      <w:r>
-        <w:t xml:space="preserve">알렉세이: 회색 반입. 세관 없이. 뭐에 싣고 와요? 냉장으로?</w:t>
-      </w:r>
-    </w:p>
-    <w:p>
-      <w:pPr>
-        <w:pStyle w:val="BodyText"/>
-      </w:pPr>
-      <w:r>
-        <w:t xml:space="preserve">크리스티나: 여행 가방에. 아니면 상자로, 트럭에. 냉장이 왜 필요해요? 젤인데.</w:t>
-      </w:r>
-    </w:p>
-    <w:p>
-      <w:pPr>
-        <w:pStyle w:val="BodyText"/>
-      </w:pPr>
-      <w:r>
-        <w:t xml:space="preserve">알렉세이: 젤은 더위도 추위도 싫어해요. 지금 1월이에요. 영하 20도. 트럭으로 초원을 건너고.</w:t>
-      </w:r>
-    </w:p>
-    <w:p>
-      <w:pPr>
-        <w:pStyle w:val="BodyText"/>
-      </w:pPr>
-      <w:r>
-        <w:t xml:space="preserve">크리스티나: 그래서요? 주사기 안에 있잖아요. 주사기는 닫혀 있고.</w:t>
+        <w:t xml:space="preserve">크리스티나: 12시 정각에 오셨네요, 꼭 영화처럼. 들어오세요, 신발은 안 벗으셔도 돼요.</w:t>
+      </w:r>
+    </w:p>
+    <w:p>
+      <w:pPr>
+        <w:pStyle w:val="BodyText"/>
+      </w:pPr>
+      <w:r>
+        <w:t xml:space="preserve">알렉세이: 만나 주셔서 고마워요. 여기 정말 예쁘네요.</w:t>
+      </w:r>
+    </w:p>
+    <w:p>
+      <w:pPr>
+        <w:pStyle w:val="BodyText"/>
+      </w:pPr>
+      <w:r>
+        <w:t xml:space="preserve">크리스티나: 이 스튜디오를 위해 3년을 모았어요. 전엔 부엌에서 네일을 했는데, 이제는 이거예요.</w:t>
+      </w:r>
+    </w:p>
+    <w:p>
+      <w:pPr>
+        <w:pStyle w:val="BodyText"/>
+      </w:pPr>
+      <w:r>
+        <w:t xml:space="preserve">디마: 저기 커튼 뒤에는 뭐가 있어요?</w:t>
+      </w:r>
+    </w:p>
+    <w:p>
+      <w:pPr>
+        <w:pStyle w:val="BodyText"/>
+      </w:pPr>
+      <w:r>
+        <w:t xml:space="preserve">크리스티나: 거기가 주사하는 시술실이에요. 침대, 조명, 전부 멸균이에요. 내가 직접 다 닦거든요.</w:t>
+      </w:r>
+    </w:p>
+    <w:p>
+      <w:pPr>
+        <w:pStyle w:val="BodyText"/>
+      </w:pPr>
+      <w:r>
+        <w:t xml:space="preserve">알렉세이: 크리스티나, 일에 대해 물어봐도 될까요? 주사를 어떻게 시작했는지 얘기해 줘요.</w:t>
+      </w:r>
+    </w:p>
+    <w:p>
+      <w:pPr>
+        <w:pStyle w:val="BodyText"/>
+      </w:pPr>
+      <w:r>
+        <w:t xml:space="preserve">크리스티나: 일에 대해서요? 아무도 나한테 일에 대해 물은 적 없어요. 다들 가격만 물어요.</w:t>
+      </w:r>
+    </w:p>
+    <w:p>
+      <w:pPr>
+        <w:pStyle w:val="BodyText"/>
+      </w:pPr>
+      <w:r>
+        <w:t xml:space="preserve">알렉세이: 그런데 내가 묻고 있잖아요. 정말 궁금해요.</w:t>
+      </w:r>
+    </w:p>
+    <w:p>
+      <w:pPr>
+        <w:pStyle w:val="BodyText"/>
+      </w:pPr>
+      <w:r>
+        <w:t xml:space="preserve">크리스티나: 좋아요. 스물두 살 때 이바노보에서 네일을 했어요. 어느 날 고객이 그랬어요: 「입술 하고 싶은데 클리닉은 2만이야」. 영상을 보고 온라인 강좌를 5천에 샀는데, 한 달 뒤엔 벌써 친구들한테 놓고 있었죠.</w:t>
+      </w:r>
+    </w:p>
+    <w:p>
+      <w:pPr>
+        <w:pStyle w:val="BodyText"/>
+      </w:pPr>
+      <w:r>
+        <w:t xml:space="preserve">디마: 한 달 뒤에요? 해부학은 어디서 배웠어요?</w:t>
+      </w:r>
+    </w:p>
+    <w:p>
+      <w:pPr>
+        <w:pStyle w:val="BodyText"/>
+      </w:pPr>
+      <w:r>
+        <w:t xml:space="preserve">크리스티나: 영상으로요. 혈관, 포인트, 다 나와요. 아마 스무 번은 다시 봤을 거예요.</w:t>
+      </w:r>
+    </w:p>
+    <w:p>
+      <w:pPr>
+        <w:pStyle w:val="BodyText"/>
+      </w:pPr>
+      <w:r>
+        <w:t xml:space="preserve">알렉세이: 비밀이 아니라면, 지금 고객은 몇 명이에요?</w:t>
+      </w:r>
+    </w:p>
+    <w:p>
+      <w:pPr>
+        <w:pStyle w:val="BodyText"/>
+      </w:pPr>
+      <w:r>
+        <w:t xml:space="preserve">크리스티나: 한 달에 40명쯤이요. 그리고 다른 마스터들한테 젤도 팔아요, 그게 더 남거든요.</w:t>
+      </w:r>
+    </w:p>
+    <w:p>
+      <w:pPr>
+        <w:pStyle w:val="BodyText"/>
+      </w:pPr>
+      <w:r>
+        <w:t xml:space="preserve">디마: 그 젤을 사는 마스터는 몇 명이에요?</w:t>
+      </w:r>
+    </w:p>
+    <w:p>
+      <w:pPr>
+        <w:pStyle w:val="BodyText"/>
+      </w:pPr>
+      <w:r>
+        <w:t xml:space="preserve">크리스티나: 100명쯤이요, 러시아 전역에. 카잔, 사마라, 크라스노다르. 그 사람들한테 강좌도 줘요, 내 영상으로.</w:t>
+      </w:r>
+    </w:p>
+    <w:p>
+      <w:pPr>
+        <w:pStyle w:val="BodyText"/>
+      </w:pPr>
+      <w:r>
+        <w:t xml:space="preserve">알렉세이: 그러니까 마스터 100명에 각자 고객이 40명쯤이네요.</w:t>
+      </w:r>
+    </w:p>
+    <w:p>
+      <w:pPr>
+        <w:pStyle w:val="BodyText"/>
+      </w:pPr>
+      <w:r>
+        <w:t xml:space="preserve">크리스티나: 세무서처럼 계산하시네요. 그 숫자가 왜 필요해요?</w:t>
+      </w:r>
+    </w:p>
+    <w:p>
+      <w:pPr>
+        <w:pStyle w:val="BodyText"/>
+      </w:pPr>
+      <w:r>
+        <w:t xml:space="preserve">알렉세이: 한 달에 여성 4천 명이 나와요. 그게 몇 명인지 알고 싶었을 뿐이에요.</w:t>
+      </w:r>
+    </w:p>
+    <w:p>
+      <w:pPr>
+        <w:pStyle w:val="BodyText"/>
+      </w:pPr>
+      <w:r>
+        <w:t xml:space="preserve">크리스티나: 만족한 여성 4천 명이에요. 그게 몇 명인지예요.</w:t>
+      </w:r>
+    </w:p>
+    <w:p>
+      <w:pPr>
+        <w:pStyle w:val="BodyText"/>
+      </w:pPr>
+      <w:r>
+        <w:t xml:space="preserve">디마: 젤은 어디서 가져와요? 직접 한국에서 들여와요?</w:t>
+      </w:r>
+    </w:p>
+    <w:p>
+      <w:pPr>
+        <w:pStyle w:val="BodyText"/>
+      </w:pPr>
+      <w:r>
+        <w:t xml:space="preserve">크리스티나: 내가요? 당연히 아니죠. 아르투르가 있고, 그 사람이 가져와요. 카자흐스탄 경유, 카고. 세관 없이, 서류 없이. 다들 그렇게 가져와요. 그걸 회색 반입이라고 해요. 별일 아니에요, 화장품 다 그렇게 들어오고 아무도 불평 안 해요.</w:t>
+      </w:r>
+    </w:p>
+    <w:p>
+      <w:pPr>
+        <w:pStyle w:val="BodyText"/>
+      </w:pPr>
+      <w:r>
+        <w:t xml:space="preserve">알렉세이: 회색 반입, 세관 없이. 뭐에 싣고 와요? 냉장으로?</w:t>
+      </w:r>
+    </w:p>
+    <w:p>
+      <w:pPr>
+        <w:pStyle w:val="BodyText"/>
+      </w:pPr>
+      <w:r>
+        <w:t xml:space="preserve">크리스티나: 여행 가방이나 상자로, 트럭에 실어서요. 냉장이 왜 필요해요? 그냥 젤인데.</w:t>
+      </w:r>
+    </w:p>
+    <w:p>
+      <w:pPr>
+        <w:pStyle w:val="BodyText"/>
+      </w:pPr>
+      <w:r>
+        <w:t xml:space="preserve">알렉세이: 젤은 더위도 추위도 싫어해요. 지금은 1월, 영하 20도인데 트럭으로 초원을 건너오잖아요.</w:t>
+      </w:r>
+    </w:p>
+    <w:p>
+      <w:pPr>
+        <w:pStyle w:val="BodyText"/>
+      </w:pPr>
+      <w:r>
+        <w:t xml:space="preserve">크리스티나: 그래서요? 주사기 안에 있고, 주사기는 닫혀 있잖아요.</w:t>
       </w:r>
     </w:p>
     <w:p>
@@ -4076,31 +4076,31 @@
         <w:pStyle w:val="BodyText"/>
       </w:pPr>
       <w:r>
-        <w:t xml:space="preserve">크리스티나: 카드로요. 달리 어떻게 해요? 가게도 아닌데. 당신들도 돈 숨기잖아요, 더 예쁘게 할 뿐이지.</w:t>
-      </w:r>
-    </w:p>
-    <w:p>
-      <w:pPr>
-        <w:pStyle w:val="BodyText"/>
-      </w:pPr>
-      <w:r>
-        <w:t xml:space="preserve">알렉세이: 우린 안 숨겨요. 전부 계좌이체, 계약서와 청구서로. 주사기마다 번호가 있어요. 로트에 문제가 생기면 그게 어느 의사에게 있는지 한 시간 안에 알아요.</w:t>
-      </w:r>
-    </w:p>
-    <w:p>
-      <w:pPr>
-        <w:pStyle w:val="BodyText"/>
-      </w:pPr>
-      <w:r>
-        <w:t xml:space="preserve">크리스티나: 한 시간. 난 1분이에요. 내 고객은 전부 이름으로 알아요.</w:t>
-      </w:r>
-    </w:p>
-    <w:p>
-      <w:pPr>
-        <w:pStyle w:val="BodyText"/>
-      </w:pPr>
-      <w:r>
-        <w:t xml:space="preserve">디마: 이름은 — 그렇죠. 그럼 그분께 놓은 주사기 번호는요?</w:t>
+        <w:t xml:space="preserve">크리스티나: 카드로요, 달리 어떻게 해요? 가게도 아닌데. 당신들도 돈 숨기잖아요, 더 예쁘게 할 뿐이지.</w:t>
+      </w:r>
+    </w:p>
+    <w:p>
+      <w:pPr>
+        <w:pStyle w:val="BodyText"/>
+      </w:pPr>
+      <w:r>
+        <w:t xml:space="preserve">알렉세이: 우린 아무것도 안 숨겨요. 전부 계좌이체고 계약서와 청구서가 있어요. 주사기마다 번호가 있어요. 로트에 문제가 생기면 그게 어느 의사에게 있는지 한 시간 안에 알아요.</w:t>
+      </w:r>
+    </w:p>
+    <w:p>
+      <w:pPr>
+        <w:pStyle w:val="BodyText"/>
+      </w:pPr>
+      <w:r>
+        <w:t xml:space="preserve">크리스티나: 한 시간이요? 난 1분이면 알아요. 내 고객은 전부 이름으로 아니까요.</w:t>
+      </w:r>
+    </w:p>
+    <w:p>
+      <w:pPr>
+        <w:pStyle w:val="BodyText"/>
+      </w:pPr>
+      <w:r>
+        <w:t xml:space="preserve">디마: 이름은 그렇죠. 그럼 그분께 놓은 주사기 번호도 알아요?</w:t>
       </w:r>
     </w:p>
     <w:bookmarkEnd w:id="35"/>
@@ -4118,199 +4118,199 @@
         <w:pStyle w:val="FirstParagraph"/>
       </w:pPr>
       <w:r>
-        <w:t xml:space="preserve">크리스티나: 번호요? 번호가 왜 필요해요? 그 얼굴을 기억하는데.</w:t>
-      </w:r>
-    </w:p>
-    <w:p>
-      <w:pPr>
-        <w:pStyle w:val="BodyText"/>
-      </w:pPr>
-      <w:r>
-        <w:t xml:space="preserve">알렉세이: 내일 아르투르가 그 배치가 나쁘다고 하면, 누구한테 놨는지 어떻게 찾아요?</w:t>
-      </w:r>
-    </w:p>
-    <w:p>
-      <w:pPr>
-        <w:pStyle w:val="BodyText"/>
-      </w:pPr>
-      <w:r>
-        <w:t xml:space="preserve">크리스티나: 아르투르는 그런 말 안 해요. 아무 말도 안 해요. 가져올 뿐이죠.</w:t>
-      </w:r>
-    </w:p>
-    <w:p>
-      <w:pPr>
-        <w:pStyle w:val="BodyText"/>
-      </w:pPr>
-      <w:r>
-        <w:t xml:space="preserve">알렉세이: 그거예요. 그게 회색 반입이에요. 가격이 아니에요. 세관도 아니고. 아무도 절대 아무 말도 안 한다는 것.</w:t>
-      </w:r>
-    </w:p>
-    <w:p>
-      <w:pPr>
-        <w:pStyle w:val="BodyText"/>
-      </w:pPr>
-      <w:r>
-        <w:t xml:space="preserve">크리스티나: 이봐요, 나 가르치러 왔어요? 당신네 의사들은 2만 받아요. 난 7천. 미티시 여자들은 루블룝카에 안 가요. 그 사람들한테 당신들은 비싸요. 난 아니고. 누가 사람들을 돕는 거예요?</w:t>
-      </w:r>
-    </w:p>
-    <w:p>
-      <w:pPr>
-        <w:pStyle w:val="BodyText"/>
-      </w:pPr>
-      <w:r>
-        <w:t xml:space="preserve">알렉세이: 정직한 질문이네요. 답을 모르겠어요. 정말로.</w:t>
-      </w:r>
-    </w:p>
-    <w:p>
-      <w:pPr>
-        <w:pStyle w:val="BodyText"/>
-      </w:pPr>
-      <w:r>
-        <w:t xml:space="preserve">크리스티나: 거봐요. 모르시잖아요. 난 알아요. 고객들이 꽃을 가져와요.</w:t>
-      </w:r>
-    </w:p>
-    <w:p>
-      <w:pPr>
-        <w:pStyle w:val="BodyText"/>
-      </w:pPr>
-      <w:r>
-        <w:t xml:space="preserve">디마: 질문 하나 해도 돼요? 직업적인 거. 돈 얘기 아니고요.</w:t>
-      </w:r>
-    </w:p>
-    <w:p>
-      <w:pPr>
-        <w:pStyle w:val="BodyText"/>
-      </w:pPr>
-      <w:r>
-        <w:t xml:space="preserve">크리스티나: 해요. 안 무서워요.</w:t>
-      </w:r>
-    </w:p>
-    <w:p>
-      <w:pPr>
-        <w:pStyle w:val="BodyText"/>
-      </w:pPr>
-      <w:r>
-        <w:t xml:space="preserve">디마: 입술에 놓고 있어요. 갑자기 입술 위 피부가 하얘져요. 대리석처럼. 어떻게 해요?</w:t>
-      </w:r>
-    </w:p>
-    <w:p>
-      <w:pPr>
-        <w:pStyle w:val="BodyText"/>
-      </w:pPr>
-      <w:r>
-        <w:t xml:space="preserve">크리스티나: 하얘지면? 음… 마사지. 따뜻한 찜질. 하루 지나면 없어져요. 한 번 그런 적 있어요.</w:t>
-      </w:r>
-    </w:p>
-    <w:p>
-      <w:pPr>
-        <w:pStyle w:val="BodyText"/>
-      </w:pPr>
-      <w:r>
-        <w:t xml:space="preserve">디마: 그건 저절로 안 없어져요. 젤이 혈관을 막은 거예요. 즉시 멈추고 효소, 히알루로니다아제를 넣어야 해요. 시간 싸움이에요. 안 그러면 피부가 죽어요. 우리 5모듈 첫 페이지에 써 있어요.</w:t>
-      </w:r>
-    </w:p>
-    <w:p>
-      <w:pPr>
-        <w:pStyle w:val="BodyText"/>
-      </w:pPr>
-      <w:r>
-        <w:t xml:space="preserve">크리스티나: 효소? 난 없어요. 그건 처방 없이 안 팔잖아요.</w:t>
-      </w:r>
-    </w:p>
-    <w:p>
-      <w:pPr>
-        <w:pStyle w:val="BodyText"/>
-      </w:pPr>
-      <w:r>
-        <w:t xml:space="preserve">알렉세이: 안 팔죠. 의사가 놔야 하니까요.</w:t>
-      </w:r>
-    </w:p>
-    <w:p>
-      <w:pPr>
-        <w:pStyle w:val="BodyText"/>
-      </w:pPr>
-      <w:r>
-        <w:t xml:space="preserve">크리스티나: 그때는… 하루 지나서 없어졌어요. 거의. 작은 흉터가 남았어요. 그 사람은 괜찮다고 했어요.</w:t>
-      </w:r>
-    </w:p>
-    <w:p>
-      <w:pPr>
-        <w:pStyle w:val="BodyText"/>
-      </w:pPr>
-      <w:r>
-        <w:t xml:space="preserve">디마: 운이 좋았어요. 당신도 그분도. 한 번은.</w:t>
-      </w:r>
-    </w:p>
-    <w:p>
-      <w:pPr>
-        <w:pStyle w:val="BodyText"/>
-      </w:pPr>
-      <w:r>
-        <w:t xml:space="preserve">크리스티나: 그렇게 보지 마요. 난 살인자가 아니에요. 사람들을 예쁘게 해 줘요.</w:t>
-      </w:r>
-    </w:p>
-    <w:p>
-      <w:pPr>
-        <w:pStyle w:val="BodyText"/>
-      </w:pPr>
-      <w:r>
-        <w:t xml:space="preserve">알렉세이: 알아요. 그것 때문에 온 게 아니에요. 아무것도 약속하지 않고 아무것도 요구하지 않아요.</w:t>
-      </w:r>
-    </w:p>
-    <w:p>
-      <w:pPr>
-        <w:pStyle w:val="BodyText"/>
-      </w:pPr>
-      <w:r>
-        <w:t xml:space="preserve">크리스티나: 그럼 왜 왔어요?</w:t>
-      </w:r>
-    </w:p>
-    <w:p>
-      <w:pPr>
-        <w:pStyle w:val="BodyText"/>
-      </w:pPr>
-      <w:r>
-        <w:t xml:space="preserve">알렉세이: 하나만 알아 두라고요. 우리에게 합병증 상담선이 있어요. 24시간. 모두를 위한 거예요. 당신 고객들까지. 피부가 하얘지면 — 바로 전화해요, 하루 뒤가 아니라. 젤을 어디서 샀는지 묻지 않을 거예요.</w:t>
-      </w:r>
-    </w:p>
-    <w:p>
-      <w:pPr>
-        <w:pStyle w:val="BodyText"/>
-      </w:pPr>
-      <w:r>
-        <w:t xml:space="preserve">크리스티나: 공짜로요? 경쟁자잖아요.</w:t>
-      </w:r>
-    </w:p>
-    <w:p>
-      <w:pPr>
-        <w:pStyle w:val="BodyText"/>
-      </w:pPr>
-      <w:r>
-        <w:t xml:space="preserve">알렉세이: 그분 얼굴은 누가 경쟁자인지 상관없어요.</w:t>
-      </w:r>
-    </w:p>
-    <w:p>
-      <w:pPr>
-        <w:pStyle w:val="BodyText"/>
-      </w:pPr>
-      <w:r>
-        <w:t xml:space="preserve">크리스티나: 번호는 테이블에 두고 가요. 아무것도 약속 안 해요.</w:t>
-      </w:r>
-    </w:p>
-    <w:p>
-      <w:pPr>
-        <w:pStyle w:val="BodyText"/>
-      </w:pPr>
-      <w:r>
-        <w:t xml:space="preserve">디마: 약속하지 마요. 그냥 버리지만 마요.</w:t>
-      </w:r>
-    </w:p>
-    <w:p>
-      <w:pPr>
-        <w:pStyle w:val="BodyText"/>
-      </w:pPr>
-      <w:r>
-        <w:t xml:space="preserve">크리스티나: 끝. 가요. 1시에 고객 있어요. 입술.</w:t>
+        <w:t xml:space="preserve">크리스티나: 번호요? 그 얼굴을 기억하는데 번호가 왜 필요해요?</w:t>
+      </w:r>
+    </w:p>
+    <w:p>
+      <w:pPr>
+        <w:pStyle w:val="BodyText"/>
+      </w:pPr>
+      <w:r>
+        <w:t xml:space="preserve">알렉세이: 내일 아르투르가 그 배치가 나쁘다고 하면, 그걸 누구한테 놨는지 어떻게 찾아요?</w:t>
+      </w:r>
+    </w:p>
+    <w:p>
+      <w:pPr>
+        <w:pStyle w:val="BodyText"/>
+      </w:pPr>
+      <w:r>
+        <w:t xml:space="preserve">크리스티나: 아르투르는 그런 말 안 해요. 원래 아무 말도 안 하고 그냥 가져올 뿐이에요.</w:t>
+      </w:r>
+    </w:p>
+    <w:p>
+      <w:pPr>
+        <w:pStyle w:val="BodyText"/>
+      </w:pPr>
+      <w:r>
+        <w:t xml:space="preserve">알렉세이: 그거예요. 그게 바로 회색 반입이에요. 가격 문제도 세관 문제도 아니에요. 아무도 절대 아무 말도 안 한다는 거죠.</w:t>
+      </w:r>
+    </w:p>
+    <w:p>
+      <w:pPr>
+        <w:pStyle w:val="BodyText"/>
+      </w:pPr>
+      <w:r>
+        <w:t xml:space="preserve">크리스티나: 이봐요, 나 가르치러 왔어요? 당신네 의사들은 2만 받고 난 7천 받아요. 미티시 여자들은 루블룝카에 안 가요. 그 사람들한테 당신들은 비싸고, 난 아니에요. 그럼 우리 중 누가 사람들을 돕는 거예요?</w:t>
+      </w:r>
+    </w:p>
+    <w:p>
+      <w:pPr>
+        <w:pStyle w:val="BodyText"/>
+      </w:pPr>
+      <w:r>
+        <w:t xml:space="preserve">알렉세이: 정직한 질문이네요. 답을 모르겠어요. 정말로 몰라요. 아는 척하지 않을게요.</w:t>
+      </w:r>
+    </w:p>
+    <w:p>
+      <w:pPr>
+        <w:pStyle w:val="BodyText"/>
+      </w:pPr>
+      <w:r>
+        <w:t xml:space="preserve">크리스티나: 거봐요, 모르시잖아요. 난 알아요. 고객들이 나한테 꽃을 가져오거든요.</w:t>
+      </w:r>
+    </w:p>
+    <w:p>
+      <w:pPr>
+        <w:pStyle w:val="BodyText"/>
+      </w:pPr>
+      <w:r>
+        <w:t xml:space="preserve">디마: 질문 하나 해도 될까요? 돈 얘기가 아니라 직업적인 질문이에요.</w:t>
+      </w:r>
+    </w:p>
+    <w:p>
+      <w:pPr>
+        <w:pStyle w:val="BodyText"/>
+      </w:pPr>
+      <w:r>
+        <w:t xml:space="preserve">크리스티나: 해요, 난 아무것도 안 무서워요.</w:t>
+      </w:r>
+    </w:p>
+    <w:p>
+      <w:pPr>
+        <w:pStyle w:val="BodyText"/>
+      </w:pPr>
+      <w:r>
+        <w:t xml:space="preserve">디마: 입술에 놓고 있는데 갑자기 입술 위 피부가 대리석처럼 하얘진다고 해 봐요. 어떻게 해요?</w:t>
+      </w:r>
+    </w:p>
+    <w:p>
+      <w:pPr>
+        <w:pStyle w:val="BodyText"/>
+      </w:pPr>
+      <w:r>
+        <w:t xml:space="preserve">크리스티나: 하얘지면? 음… 마사지하고 따뜻한 찜질하면 하루 지나서 없어져요. 한 번 그런 적 있어요.</w:t>
+      </w:r>
+    </w:p>
+    <w:p>
+      <w:pPr>
+        <w:pStyle w:val="BodyText"/>
+      </w:pPr>
+      <w:r>
+        <w:t xml:space="preserve">디마: 그건 저절로 안 없어져요, 젤이 혈관을 막은 거니까요. 즉시 멈추고 효소, 히알루로니다아제를 넣어야 해요. 시간 싸움이고, 안 그러면 피부가 죽어요. 우리 5모듈 바로 첫 페이지에 써 있어요.</w:t>
+      </w:r>
+    </w:p>
+    <w:p>
+      <w:pPr>
+        <w:pStyle w:val="BodyText"/>
+      </w:pPr>
+      <w:r>
+        <w:t xml:space="preserve">크리스티나: 효소? 난 그런 거 없어요. 내가 알기로는 처방 없이 안 팔잖아요.</w:t>
+      </w:r>
+    </w:p>
+    <w:p>
+      <w:pPr>
+        <w:pStyle w:val="BodyText"/>
+      </w:pPr>
+      <w:r>
+        <w:t xml:space="preserve">알렉세이: 안 팔죠. 마스터가 아니라 의사가 놔야 하니까요.</w:t>
+      </w:r>
+    </w:p>
+    <w:p>
+      <w:pPr>
+        <w:pStyle w:val="BodyText"/>
+      </w:pPr>
+      <w:r>
+        <w:t xml:space="preserve">크리스티나: 그때는… 하루 지나서 없어졌어요. 거의요. 작은 흉터만 남았어요. 그 사람은 별일 아니라고 했어요.</w:t>
+      </w:r>
+    </w:p>
+    <w:p>
+      <w:pPr>
+        <w:pStyle w:val="BodyText"/>
+      </w:pPr>
+      <w:r>
+        <w:t xml:space="preserve">디마: 운이 좋았어요, 당신도 그분도. 하지만 한 번뿐인 운이에요.</w:t>
+      </w:r>
+    </w:p>
+    <w:p>
+      <w:pPr>
+        <w:pStyle w:val="BodyText"/>
+      </w:pPr>
+      <w:r>
+        <w:t xml:space="preserve">크리스티나: 그렇게 보지 마요. 난 살인자가 아니에요. 그냥 사람들을 예쁘게 해 줄 뿐이에요.</w:t>
+      </w:r>
+    </w:p>
+    <w:p>
+      <w:pPr>
+        <w:pStyle w:val="BodyText"/>
+      </w:pPr>
+      <w:r>
+        <w:t xml:space="preserve">알렉세이: 알아요. 그것 때문에 온 게 아니에요. 우린 아무것도 약속하지 않고 아무것도 요구하지 않아요.</w:t>
+      </w:r>
+    </w:p>
+    <w:p>
+      <w:pPr>
+        <w:pStyle w:val="BodyText"/>
+      </w:pPr>
+      <w:r>
+        <w:t xml:space="preserve">크리스티나: 그럼 대체 왜 왔어요?</w:t>
+      </w:r>
+    </w:p>
+    <w:p>
+      <w:pPr>
+        <w:pStyle w:val="BodyText"/>
+      </w:pPr>
+      <w:r>
+        <w:t xml:space="preserve">알렉세이: 하나만 알아 두라고요. 우리에게 합병증 상담선이 있어요. 24시간, 모두를 위해, 당신 고객들까지 받아요. 피부가 하얘지면 하루 뒤가 아니라 바로 전화해요. 젤을 어디서 샀는지 묻지 않을 거예요.</w:t>
+      </w:r>
+    </w:p>
+    <w:p>
+      <w:pPr>
+        <w:pStyle w:val="BodyText"/>
+      </w:pPr>
+      <w:r>
+        <w:t xml:space="preserve">크리스티나: 그게 공짜예요? 당신들 내 경쟁자잖아요.</w:t>
+      </w:r>
+    </w:p>
+    <w:p>
+      <w:pPr>
+        <w:pStyle w:val="BodyText"/>
+      </w:pPr>
+      <w:r>
+        <w:t xml:space="preserve">알렉세이: 그분 얼굴은 여기서 누가 경쟁자인지 상관없어요.</w:t>
+      </w:r>
+    </w:p>
+    <w:p>
+      <w:pPr>
+        <w:pStyle w:val="BodyText"/>
+      </w:pPr>
+      <w:r>
+        <w:t xml:space="preserve">크리스티나: 번호는 테이블에 두고 가요. 하지만 미리 말하는데, 아무것도 약속 안 해요.</w:t>
+      </w:r>
+    </w:p>
+    <w:p>
+      <w:pPr>
+        <w:pStyle w:val="BodyText"/>
+      </w:pPr>
+      <w:r>
+        <w:t xml:space="preserve">디마: 약속하지 마요. 그냥 버리지만 말아 줘요.</w:t>
+      </w:r>
+    </w:p>
+    <w:p>
+      <w:pPr>
+        <w:pStyle w:val="BodyText"/>
+      </w:pPr>
+      <w:r>
+        <w:t xml:space="preserve">크리스티나: 끝이에요, 가요. 1시에 고객 있어요, 입술이요.</w:t>
       </w:r>
     </w:p>
     <w:bookmarkEnd w:id="36"/>
@@ -4328,119 +4328,119 @@
         <w:pStyle w:val="FirstParagraph"/>
       </w:pPr>
       <w:r>
-        <w:t xml:space="preserve">디마: 나쁜 사람은 아니에요, 알렉세이 니콜라예비치.</w:t>
-      </w:r>
-    </w:p>
-    <w:p>
-      <w:pPr>
-        <w:pStyle w:val="BodyText"/>
-      </w:pPr>
-      <w:r>
-        <w:t xml:space="preserve">알렉세이: 나쁘진 않지. 자기가 뭘 모르는지 모를 뿐이야. 그게 더 위험해.</w:t>
-      </w:r>
-    </w:p>
-    <w:p>
-      <w:pPr>
-        <w:pStyle w:val="BodyText"/>
-      </w:pPr>
-      <w:r>
-        <w:t xml:space="preserve">디마: 우리 마을에 디플로마 없는 수의사가 있었어요. 다들 좋아했죠: 싸고, 빠르고, 친절하고. 그 지역 소를 다 고쳤어요. 조합장의 제일 좋은 소가 죽기 전까지는.</w:t>
-      </w:r>
-    </w:p>
-    <w:p>
-      <w:pPr>
-        <w:pStyle w:val="BodyText"/>
-      </w:pPr>
-      <w:r>
-        <w:t xml:space="preserve">알렉세이: 그다음엔?</w:t>
-      </w:r>
-    </w:p>
-    <w:p>
-      <w:pPr>
-        <w:pStyle w:val="BodyText"/>
-      </w:pPr>
-      <w:r>
-        <w:t xml:space="preserve">디마: 그다음엔 다들 그 사람이 디플로마가 없다는 걸 떠올렸죠. 그 전엔 아무도 안 물었어요.</w:t>
-      </w:r>
-    </w:p>
-    <w:p>
-      <w:pPr>
-        <w:pStyle w:val="BodyText"/>
-      </w:pPr>
-      <w:r>
-        <w:t xml:space="preserve">알렉세이: 이리나한테 전화할게. 이리나? 아르투르. 카자흐스탄 경유 카고. 카드로 결제.</w:t>
-      </w:r>
-    </w:p>
-    <w:p>
-      <w:pPr>
-        <w:pStyle w:val="BodyText"/>
-      </w:pPr>
-      <w:r>
-        <w:t xml:space="preserve">이리나: 사피나 때와 같은 아르투르네요. 하나의 사슬. 「위험」 탭에 적었어요.</w:t>
-      </w:r>
-    </w:p>
-    <w:p>
-      <w:pPr>
-        <w:pStyle w:val="BodyText"/>
-      </w:pPr>
-      <w:r>
-        <w:t xml:space="preserve">알렉세이: 그리고. 그 사람한테 마스터가 100명이에요. 한 달에 여성 4천 명.</w:t>
-      </w:r>
-    </w:p>
-    <w:p>
-      <w:pPr>
-        <w:pStyle w:val="BodyText"/>
-      </w:pPr>
-      <w:r>
-        <w:t xml:space="preserve">이리나: 한 달에 4천. 우리가 반년 동안 판 주사기 수와 거의 같아요.</w:t>
-      </w:r>
-    </w:p>
-    <w:p>
-      <w:pPr>
-        <w:pStyle w:val="BodyText"/>
-      </w:pPr>
-      <w:r>
-        <w:t xml:space="preserve">알렉세이: 네. 우린 작아요, 이리나. 회색 시장은 크고.</w:t>
-      </w:r>
-    </w:p>
-    <w:p>
-      <w:pPr>
-        <w:pStyle w:val="BodyText"/>
-      </w:pPr>
-      <w:r>
-        <w:t xml:space="preserve">이리나: 작지만 번호가 있죠. 우리가 더 많이 가진 유일한 거예요.</w:t>
-      </w:r>
-    </w:p>
-    <w:p>
-      <w:pPr>
-        <w:pStyle w:val="BodyText"/>
-      </w:pPr>
-      <w:r>
-        <w:t xml:space="preserve">디마: 알렉세이 니콜라예비치, 메시지요. 모르는 번호.</w:t>
-      </w:r>
-    </w:p>
-    <w:p>
-      <w:pPr>
-        <w:pStyle w:val="BodyText"/>
-      </w:pPr>
-      <w:r>
-        <w:t xml:space="preserve">알렉세이: 크리스티나?</w:t>
-      </w:r>
-    </w:p>
-    <w:p>
-      <w:pPr>
-        <w:pStyle w:val="BodyText"/>
-      </w:pPr>
-      <w:r>
-        <w:t xml:space="preserve">디마: 「번호 저장했어요. 혹시 몰라서. 아무한테도 말하지 마요」.</w:t>
-      </w:r>
-    </w:p>
-    <w:p>
-      <w:pPr>
-        <w:pStyle w:val="BodyText"/>
-      </w:pPr>
-      <w:r>
-        <w:t xml:space="preserve">알렉세이: 말 안 하지. 그 사람의 첫 번째 올바른 걸음이야.</w:t>
+        <w:t xml:space="preserve">디마: 알렉세이 니콜라예비치, 그 사람 나쁜 사람은 아니에요.</w:t>
+      </w:r>
+    </w:p>
+    <w:p>
+      <w:pPr>
+        <w:pStyle w:val="BodyText"/>
+      </w:pPr>
+      <w:r>
+        <w:t xml:space="preserve">알렉세이: 나쁘진 않지. 자기가 뭘 모르는지 모를 뿐이야. 그게 악의보다 훨씬 위험해.</w:t>
+      </w:r>
+    </w:p>
+    <w:p>
+      <w:pPr>
+        <w:pStyle w:val="BodyText"/>
+      </w:pPr>
+      <w:r>
+        <w:t xml:space="preserve">디마: 우리 마을에 디플로마 없는 수의사가 있었어요. 싸고, 빠르고, 친절하게 고쳐서 다들 좋아했죠. 그 지역 소를 다 고쳤어요, 조합장의 제일 좋은 소가 죽기 전까지는요.</w:t>
+      </w:r>
+    </w:p>
+    <w:p>
+      <w:pPr>
+        <w:pStyle w:val="BodyText"/>
+      </w:pPr>
+      <w:r>
+        <w:t xml:space="preserve">알렉세이: 그다음엔 어떻게 됐어?</w:t>
+      </w:r>
+    </w:p>
+    <w:p>
+      <w:pPr>
+        <w:pStyle w:val="BodyText"/>
+      </w:pPr>
+      <w:r>
+        <w:t xml:space="preserve">디마: 그다음엔 다들 갑자기 그 사람이 디플로마가 없다는 걸 떠올렸죠. 그 전엔 아무도 안 물었는데.</w:t>
+      </w:r>
+    </w:p>
+    <w:p>
+      <w:pPr>
+        <w:pStyle w:val="BodyText"/>
+      </w:pPr>
+      <w:r>
+        <w:t xml:space="preserve">알렉세이: 이리나한테 전화할게. 이리나? 아르투르예요. 카자흐스탄 경유 카고에, 카드로 결제해요.</w:t>
+      </w:r>
+    </w:p>
+    <w:p>
+      <w:pPr>
+        <w:pStyle w:val="BodyText"/>
+      </w:pPr>
+      <w:r>
+        <w:t xml:space="preserve">이리나: 사피나 때와 같은 아르투르네요. 그러니까 사슬은 하나예요. 벌써 「위험」 탭에 적었어요.</w:t>
+      </w:r>
+    </w:p>
+    <w:p>
+      <w:pPr>
+        <w:pStyle w:val="BodyText"/>
+      </w:pPr>
+      <w:r>
+        <w:t xml:space="preserve">알렉세이: 그리고 하나 더. 그 사람한테 마스터가 100명이에요. 한 달에 여성 4천 명이죠.</w:t>
+      </w:r>
+    </w:p>
+    <w:p>
+      <w:pPr>
+        <w:pStyle w:val="BodyText"/>
+      </w:pPr>
+      <w:r>
+        <w:t xml:space="preserve">이리나: 한 달에 4천이요? 우리가 반년 동안 판 주사기 수와 거의 같네요.</w:t>
+      </w:r>
+    </w:p>
+    <w:p>
+      <w:pPr>
+        <w:pStyle w:val="BodyText"/>
+      </w:pPr>
+      <w:r>
+        <w:t xml:space="preserve">알렉세이: 네. 우린 작아요, 이리나. 회색 시장은 크고요.</w:t>
+      </w:r>
+    </w:p>
+    <w:p>
+      <w:pPr>
+        <w:pStyle w:val="BodyText"/>
+      </w:pPr>
+      <w:r>
+        <w:t xml:space="preserve">이리나: 작지만 번호가 있죠. 그게 우리가 그들보다 더 많이 가진 유일한 거예요.</w:t>
+      </w:r>
+    </w:p>
+    <w:p>
+      <w:pPr>
+        <w:pStyle w:val="BodyText"/>
+      </w:pPr>
+      <w:r>
+        <w:t xml:space="preserve">디마: 알렉세이 니콜라예비치, 모르는 번호로 메시지가 왔어요.</w:t>
+      </w:r>
+    </w:p>
+    <w:p>
+      <w:pPr>
+        <w:pStyle w:val="BodyText"/>
+      </w:pPr>
+      <w:r>
+        <w:t xml:space="preserve">알렉세이: 크리스티나야?</w:t>
+      </w:r>
+    </w:p>
+    <w:p>
+      <w:pPr>
+        <w:pStyle w:val="BodyText"/>
+      </w:pPr>
+      <w:r>
+        <w:t xml:space="preserve">디마: 네, 이렇게 썼어요: 「번호 저장했어요. 혹시 몰라서. 아무한테도 말하지 마요」.</w:t>
+      </w:r>
+    </w:p>
+    <w:p>
+      <w:pPr>
+        <w:pStyle w:val="BodyText"/>
+      </w:pPr>
+      <w:r>
+        <w:t xml:space="preserve">알렉세이: 말 안 하지. 그 사람의 첫 번째 올바른 걸음이고, 우리한테 아주 중요해.</w:t>
       </w:r>
     </w:p>
     <w:bookmarkEnd w:id="37"/>
